--- a/StrokeCog_AHA_concept_proposal_draft.docx
+++ b/StrokeCog_AHA_concept_proposal_draft.docx
@@ -47,7 +47,31 @@
           <w:color w:val="222222"/>
           <w:sz w:val="23"/>
         </w:rPr>
-        <w:t>Stress-Repair Proteomic Profiles and Post-Stroke Mood/Emotional Vulnerability</w:t>
+        <w:t xml:space="preserve">Defining Time-Dependent </w:t>
+      </w:r>
+      <w:r>
+        <w:rPr>
+          <w:b/>
+          <w:color w:val="222222"/>
+          <w:sz w:val="23"/>
+        </w:rPr>
+        <w:t xml:space="preserve">Stress-Repair Proteomic </w:t>
+      </w:r>
+      <w:r>
+        <w:rPr>
+          <w:b/>
+          <w:color w:val="222222"/>
+          <w:sz w:val="23"/>
+        </w:rPr>
+        <w:t xml:space="preserve">Imbalance Associated with </w:t>
+      </w:r>
+      <w:r>
+        <w:rPr>
+          <w:b/>
+          <w:color w:val="222222"/>
+          <w:sz w:val="23"/>
+        </w:rPr>
+        <w:t xml:space="preserve">Post-Stroke Mood </w:t>
       </w:r>
     </w:p>
     <w:p>
@@ -70,6 +94,12 @@
       <w:pPr>
         <w:spacing w:before="60" w:after="20"/>
       </w:pPr>
+      <w:r>
+        <w:t>Ongoing risk post stroke affects patient’s life quality. Stre</w:t>
+      </w:r>
+      <w:r>
+        <w:t xml:space="preserve">ss-Repair </w:t>
+      </w:r>
     </w:p>
     <w:p>
       <w:pPr>
@@ -604,31 +634,7 @@
         <w:rPr>
           <w:sz w:val="18"/>
         </w:rPr>
-        <w:t>Lower SIS3</w:t>
-      </w:r>
-      <w:r>
-        <w:rPr>
-          <w:sz w:val="18"/>
-        </w:rPr>
-        <w:t xml:space="preserve"> </w:t>
-      </w:r>
-      <w:r>
-        <w:rPr>
-          <w:sz w:val="18"/>
-        </w:rPr>
-        <w:t xml:space="preserve">is associated with </w:t>
-      </w:r>
-      <w:r>
-        <w:rPr>
-          <w:sz w:val="18"/>
-        </w:rPr>
-        <w:t>the</w:t>
-      </w:r>
-      <w:r>
-        <w:rPr>
-          <w:sz w:val="18"/>
-        </w:rPr>
-        <w:t xml:space="preserve"> stress-repair plasma proteomic imbalance. This observation can support several fellowship directions depending on available datasets and mentor priorities</w:t>
+        <w:t>Lower SIS3 is associated with the stress-repair plasma proteomic imbalance. This observation can support several fellowship directions depending on available datasets and mentor priorities</w:t>
       </w:r>
       <w:r>
         <w:rPr>

--- a/StrokeCog_AHA_concept_proposal_draft.docx
+++ b/StrokeCog_AHA_concept_proposal_draft.docx
@@ -6,86 +6,107 @@
       <w:pPr>
         <w:spacing w:after="0"/>
         <w:jc w:val="center"/>
-      </w:pPr>
-      <w:r>
-        <w:rPr>
+        <w:rPr>
+          <w:rFonts w:cs="Arial"/>
+          <w:sz w:val="24"/>
+          <w:szCs w:val="24"/>
+        </w:rPr>
+      </w:pPr>
+      <w:r>
+        <w:rPr>
+          <w:rFonts w:cs="Arial"/>
           <w:b/>
           <w:sz w:val="24"/>
+          <w:szCs w:val="24"/>
         </w:rPr>
         <w:t xml:space="preserve">AHA </w:t>
       </w:r>
       <w:r>
         <w:rPr>
+          <w:rFonts w:cs="Arial"/>
           <w:b/>
           <w:sz w:val="24"/>
+          <w:szCs w:val="24"/>
         </w:rPr>
         <w:t>Fellowship Concept</w:t>
       </w:r>
       <w:r>
         <w:rPr>
+          <w:rFonts w:cs="Arial"/>
           <w:b/>
           <w:sz w:val="24"/>
+          <w:szCs w:val="24"/>
         </w:rPr>
         <w:t xml:space="preserve"> Draft</w:t>
       </w:r>
       <w:r>
         <w:rPr>
+          <w:rFonts w:cs="Arial"/>
           <w:b/>
           <w:sz w:val="24"/>
+          <w:szCs w:val="24"/>
         </w:rPr>
         <w:t xml:space="preserve"> (Direction 1)</w:t>
       </w:r>
     </w:p>
     <w:p>
       <w:pPr>
-        <w:spacing w:after="120" w:line="240" w:lineRule="auto"/>
-        <w:jc w:val="center"/>
-      </w:pPr>
-      <w:r>
-        <w:rPr>
+        <w:spacing w:before="60" w:after="20"/>
+        <w:rPr>
+          <w:rFonts w:cs="Arial"/>
           <w:b/>
           <w:color w:val="222222"/>
-          <w:sz w:val="23"/>
-        </w:rPr>
-        <w:t xml:space="preserve">Defining Time-Dependent </w:t>
-      </w:r>
-      <w:r>
-        <w:rPr>
+          <w:sz w:val="24"/>
+          <w:szCs w:val="24"/>
+        </w:rPr>
+      </w:pPr>
+      <w:r>
+        <w:rPr>
+          <w:rFonts w:cs="Arial"/>
           <w:b/>
           <w:color w:val="222222"/>
-          <w:sz w:val="23"/>
-        </w:rPr>
-        <w:t xml:space="preserve">Stress-Repair Proteomic </w:t>
-      </w:r>
-      <w:r>
-        <w:rPr>
+          <w:sz w:val="24"/>
+          <w:szCs w:val="24"/>
+        </w:rPr>
+        <w:t>Evaluat</w:t>
+      </w:r>
+      <w:r>
+        <w:rPr>
+          <w:rFonts w:cs="Arial"/>
           <w:b/>
           <w:color w:val="222222"/>
-          <w:sz w:val="23"/>
-        </w:rPr>
-        <w:t xml:space="preserve">Imbalance Associated with </w:t>
-      </w:r>
-      <w:r>
-        <w:rPr>
+          <w:sz w:val="24"/>
+          <w:szCs w:val="24"/>
+        </w:rPr>
+        <w:t>e</w:t>
+      </w:r>
+      <w:r>
+        <w:rPr>
+          <w:rFonts w:cs="Arial"/>
           <w:b/>
           <w:color w:val="222222"/>
-          <w:sz w:val="23"/>
-        </w:rPr>
-        <w:t xml:space="preserve">Post-Stroke Mood </w:t>
+          <w:sz w:val="24"/>
+          <w:szCs w:val="24"/>
+        </w:rPr>
+        <w:t xml:space="preserve"> Stress–Repair Plasma Proteomic Imbalance as a Candidate Marker of Longitudinal SIS Emotion Change After Stroke</w:t>
       </w:r>
     </w:p>
     <w:p>
       <w:pPr>
         <w:spacing w:before="60" w:after="20"/>
         <w:rPr>
+          <w:rFonts w:cs="Arial"/>
           <w:b/>
-          <w:sz w:val="19"/>
-        </w:rPr>
-      </w:pPr>
-      <w:r>
-        <w:rPr>
+          <w:sz w:val="24"/>
+          <w:szCs w:val="24"/>
+        </w:rPr>
+      </w:pPr>
+      <w:r>
+        <w:rPr>
+          <w:rFonts w:cs="Arial"/>
           <w:b/>
-          <w:sz w:val="19"/>
+          <w:sz w:val="24"/>
+          <w:szCs w:val="24"/>
         </w:rPr>
         <w:t>Significance</w:t>
       </w:r>
@@ -93,26 +114,389 @@
     <w:p>
       <w:pPr>
         <w:spacing w:before="60" w:after="20"/>
-      </w:pPr>
-      <w:r>
-        <w:t>Ongoing risk post stroke affects patient’s life quality. Stre</w:t>
-      </w:r>
-      <w:r>
-        <w:t xml:space="preserve">ss-Repair </w:t>
+        <w:rPr>
+          <w:rFonts w:cs="Arial"/>
+          <w:sz w:val="24"/>
+          <w:szCs w:val="24"/>
+        </w:rPr>
+      </w:pPr>
+      <w:r>
+        <w:rPr>
+          <w:rFonts w:cs="Arial"/>
+          <w:sz w:val="24"/>
+          <w:szCs w:val="24"/>
+        </w:rPr>
+        <w:t xml:space="preserve">A </w:t>
+      </w:r>
+      <w:r>
+        <w:rPr>
+          <w:rFonts w:cs="Arial"/>
+          <w:sz w:val="24"/>
+          <w:szCs w:val="24"/>
+        </w:rPr>
+        <w:t>subset of stroke</w:t>
+      </w:r>
+      <w:r>
+        <w:rPr>
+          <w:rFonts w:cs="Arial"/>
+          <w:sz w:val="24"/>
+          <w:szCs w:val="24"/>
+        </w:rPr>
+        <w:t xml:space="preserve"> patients </w:t>
+      </w:r>
+      <w:r>
+        <w:rPr>
+          <w:rFonts w:cs="Arial"/>
+          <w:sz w:val="24"/>
+          <w:szCs w:val="24"/>
+        </w:rPr>
+        <w:t>experiences</w:t>
+      </w:r>
+      <w:r>
+        <w:rPr>
+          <w:rFonts w:cs="Arial"/>
+          <w:sz w:val="24"/>
+          <w:szCs w:val="24"/>
+        </w:rPr>
+        <w:t xml:space="preserve"> persistent or delayed </w:t>
+      </w:r>
+      <w:r>
+        <w:rPr>
+          <w:rFonts w:cs="Arial"/>
+          <w:sz w:val="24"/>
+          <w:szCs w:val="24"/>
+        </w:rPr>
+        <w:t>mood vulnerability</w:t>
+      </w:r>
+      <w:r>
+        <w:rPr>
+          <w:rFonts w:cs="Arial"/>
+          <w:sz w:val="24"/>
+          <w:szCs w:val="24"/>
+        </w:rPr>
+        <w:t xml:space="preserve">, </w:t>
+      </w:r>
+      <w:r>
+        <w:rPr>
+          <w:rFonts w:cs="Arial"/>
+          <w:sz w:val="24"/>
+          <w:szCs w:val="24"/>
+        </w:rPr>
+        <w:t>which</w:t>
+      </w:r>
+      <w:r>
+        <w:rPr>
+          <w:rFonts w:cs="Arial"/>
+          <w:sz w:val="24"/>
+          <w:szCs w:val="24"/>
+        </w:rPr>
+        <w:t xml:space="preserve"> </w:t>
+      </w:r>
+      <w:r>
+        <w:rPr>
+          <w:rFonts w:cs="Arial"/>
+          <w:sz w:val="24"/>
+          <w:szCs w:val="24"/>
+        </w:rPr>
+        <w:t xml:space="preserve">substantially </w:t>
+      </w:r>
+      <w:r>
+        <w:rPr>
+          <w:rFonts w:cs="Arial"/>
+          <w:sz w:val="24"/>
+          <w:szCs w:val="24"/>
+        </w:rPr>
+        <w:t xml:space="preserve">affects </w:t>
+      </w:r>
+      <w:r>
+        <w:rPr>
+          <w:rFonts w:cs="Arial"/>
+          <w:sz w:val="24"/>
+          <w:szCs w:val="24"/>
+        </w:rPr>
+        <w:t xml:space="preserve">quality of </w:t>
+      </w:r>
+      <w:r>
+        <w:rPr>
+          <w:rFonts w:cs="Arial"/>
+          <w:sz w:val="24"/>
+          <w:szCs w:val="24"/>
+        </w:rPr>
+        <w:t>life</w:t>
+      </w:r>
+      <w:r>
+        <w:rPr>
+          <w:rFonts w:cs="Arial"/>
+          <w:sz w:val="24"/>
+          <w:szCs w:val="24"/>
+        </w:rPr>
+        <w:t xml:space="preserve"> and long-term recovery</w:t>
+      </w:r>
+      <w:r>
+        <w:rPr>
+          <w:rFonts w:cs="Arial"/>
+          <w:sz w:val="24"/>
+          <w:szCs w:val="24"/>
+        </w:rPr>
+        <w:t xml:space="preserve">. </w:t>
+      </w:r>
+      <w:r>
+        <w:rPr>
+          <w:rFonts w:cs="Arial"/>
+          <w:sz w:val="24"/>
+          <w:szCs w:val="24"/>
+        </w:rPr>
+        <w:t>Although follow-up screening</w:t>
+      </w:r>
+      <w:r>
+        <w:rPr>
+          <w:rFonts w:cs="Arial"/>
+          <w:sz w:val="24"/>
+          <w:szCs w:val="24"/>
+        </w:rPr>
+        <w:t xml:space="preserve"> and early intervention</w:t>
+      </w:r>
+      <w:r>
+        <w:rPr>
+          <w:rFonts w:cs="Arial"/>
+          <w:sz w:val="24"/>
+          <w:szCs w:val="24"/>
+        </w:rPr>
+        <w:t xml:space="preserve"> may help</w:t>
+      </w:r>
+      <w:r>
+        <w:rPr>
+          <w:rFonts w:cs="Arial"/>
+          <w:sz w:val="24"/>
+          <w:szCs w:val="24"/>
+        </w:rPr>
+        <w:t xml:space="preserve"> </w:t>
+      </w:r>
+      <w:r>
+        <w:rPr>
+          <w:rFonts w:cs="Arial"/>
+          <w:sz w:val="24"/>
+          <w:szCs w:val="24"/>
+        </w:rPr>
+        <w:t>reduce long-term burden</w:t>
+      </w:r>
+      <w:r>
+        <w:rPr>
+          <w:rFonts w:cs="Arial"/>
+          <w:sz w:val="24"/>
+          <w:szCs w:val="24"/>
+        </w:rPr>
+        <w:t>, it remains unclear</w:t>
+      </w:r>
+      <w:r>
+        <w:rPr>
+          <w:rFonts w:cs="Arial"/>
+          <w:sz w:val="24"/>
+          <w:szCs w:val="24"/>
+        </w:rPr>
+        <w:t xml:space="preserve"> which patient</w:t>
+      </w:r>
+      <w:r>
+        <w:rPr>
+          <w:rFonts w:cs="Arial"/>
+          <w:sz w:val="24"/>
+          <w:szCs w:val="24"/>
+        </w:rPr>
+        <w:t>s</w:t>
+      </w:r>
+      <w:r>
+        <w:rPr>
+          <w:rFonts w:cs="Arial"/>
+          <w:sz w:val="24"/>
+          <w:szCs w:val="24"/>
+        </w:rPr>
+        <w:t xml:space="preserve"> might benefit from </w:t>
+      </w:r>
+      <w:r>
+        <w:rPr>
+          <w:rFonts w:cs="Arial"/>
+          <w:sz w:val="24"/>
+          <w:szCs w:val="24"/>
+        </w:rPr>
+        <w:t>closer monitoring,</w:t>
+      </w:r>
+      <w:r>
+        <w:rPr>
+          <w:rFonts w:cs="Arial"/>
+          <w:sz w:val="24"/>
+          <w:szCs w:val="24"/>
+        </w:rPr>
+        <w:t xml:space="preserve"> when </w:t>
+      </w:r>
+      <w:r>
+        <w:rPr>
+          <w:rFonts w:cs="Arial"/>
+          <w:sz w:val="24"/>
+          <w:szCs w:val="24"/>
+        </w:rPr>
+        <w:t>biological vulnerability emerges, and what mechanisms should guide future intervention strategies</w:t>
+      </w:r>
+      <w:r>
+        <w:rPr>
+          <w:rFonts w:cs="Arial"/>
+          <w:sz w:val="24"/>
+          <w:szCs w:val="24"/>
+        </w:rPr>
+        <w:t xml:space="preserve">. </w:t>
+      </w:r>
+      <w:r>
+        <w:rPr>
+          <w:rFonts w:cs="Arial"/>
+          <w:sz w:val="24"/>
+          <w:szCs w:val="24"/>
+        </w:rPr>
+        <w:t>A</w:t>
+      </w:r>
+      <w:r>
+        <w:rPr>
+          <w:rFonts w:cs="Arial"/>
+          <w:sz w:val="24"/>
+          <w:szCs w:val="24"/>
+        </w:rPr>
+        <w:t xml:space="preserve"> framework </w:t>
+      </w:r>
+      <w:r>
+        <w:rPr>
+          <w:rFonts w:cs="Arial"/>
+          <w:sz w:val="24"/>
+          <w:szCs w:val="24"/>
+        </w:rPr>
+        <w:t>that links</w:t>
+      </w:r>
+      <w:r>
+        <w:rPr>
+          <w:rFonts w:cs="Arial"/>
+          <w:sz w:val="24"/>
+          <w:szCs w:val="24"/>
+        </w:rPr>
+        <w:t xml:space="preserve"> </w:t>
+      </w:r>
+      <w:r>
+        <w:rPr>
+          <w:rFonts w:cs="Arial"/>
+          <w:sz w:val="24"/>
+          <w:szCs w:val="24"/>
+        </w:rPr>
+        <w:t>plasma biomarker profiles with clinical trajectories, and eventually imaging markers, could help clarify</w:t>
+      </w:r>
+      <w:r>
+        <w:rPr>
+          <w:rFonts w:cs="Arial"/>
+          <w:sz w:val="24"/>
+          <w:szCs w:val="24"/>
+        </w:rPr>
+        <w:t xml:space="preserve"> </w:t>
+      </w:r>
+      <w:r>
+        <w:rPr>
+          <w:rFonts w:cs="Arial"/>
+          <w:sz w:val="24"/>
+          <w:szCs w:val="24"/>
+        </w:rPr>
+        <w:t xml:space="preserve">the mechanism and </w:t>
+      </w:r>
+      <w:r>
+        <w:rPr>
+          <w:rFonts w:cs="Arial"/>
+          <w:sz w:val="24"/>
+          <w:szCs w:val="24"/>
+        </w:rPr>
+        <w:t>inform long-term brain-health</w:t>
+      </w:r>
+      <w:r>
+        <w:rPr>
+          <w:rFonts w:cs="Arial"/>
+          <w:sz w:val="24"/>
+          <w:szCs w:val="24"/>
+        </w:rPr>
+        <w:t xml:space="preserve"> management.</w:t>
+      </w:r>
+      <w:r>
+        <w:rPr>
+          <w:rFonts w:cs="Arial"/>
+          <w:sz w:val="24"/>
+          <w:szCs w:val="24"/>
+        </w:rPr>
+        <w:t xml:space="preserve"> </w:t>
+      </w:r>
+      <w:r>
+        <w:rPr>
+          <w:rFonts w:cs="Arial"/>
+          <w:sz w:val="24"/>
+          <w:szCs w:val="24"/>
+        </w:rPr>
+        <w:t>As the first step</w:t>
+      </w:r>
+      <w:r>
+        <w:rPr>
+          <w:rFonts w:cs="Arial"/>
+          <w:sz w:val="24"/>
+          <w:szCs w:val="24"/>
+        </w:rPr>
+        <w:t xml:space="preserve">, </w:t>
+      </w:r>
+      <w:r>
+        <w:rPr>
+          <w:rFonts w:cs="Arial"/>
+          <w:sz w:val="24"/>
+          <w:szCs w:val="24"/>
+        </w:rPr>
+        <w:t xml:space="preserve">this proposal will </w:t>
+      </w:r>
+      <w:r>
+        <w:rPr>
+          <w:rFonts w:cs="Arial"/>
+          <w:sz w:val="24"/>
+          <w:szCs w:val="24"/>
+        </w:rPr>
+        <w:t>defin</w:t>
+      </w:r>
+      <w:r>
+        <w:rPr>
+          <w:rFonts w:cs="Arial"/>
+          <w:sz w:val="24"/>
+          <w:szCs w:val="24"/>
+        </w:rPr>
+        <w:t xml:space="preserve">e </w:t>
+      </w:r>
+      <w:r>
+        <w:rPr>
+          <w:rFonts w:cs="Arial"/>
+          <w:sz w:val="24"/>
+          <w:szCs w:val="24"/>
+        </w:rPr>
+        <w:t xml:space="preserve">a </w:t>
+      </w:r>
+      <w:r>
+        <w:rPr>
+          <w:rFonts w:cs="Arial"/>
+          <w:sz w:val="24"/>
+          <w:szCs w:val="24"/>
+        </w:rPr>
+        <w:t>candidate stress–repair plasma proteomic profile associated with SIS emotion status after stroke.</w:t>
       </w:r>
     </w:p>
     <w:p>
       <w:pPr>
         <w:spacing w:before="60" w:after="20"/>
         <w:rPr>
+          <w:rFonts w:cs="Arial"/>
           <w:b/>
-          <w:sz w:val="19"/>
-        </w:rPr>
-      </w:pPr>
-      <w:r>
-        <w:rPr>
+          <w:sz w:val="24"/>
+          <w:szCs w:val="24"/>
+        </w:rPr>
+      </w:pPr>
+      <w:r>
+        <w:rPr>
+          <w:rFonts w:cs="Arial"/>
           <w:b/>
-          <w:sz w:val="19"/>
+          <w:sz w:val="24"/>
+          <w:szCs w:val="24"/>
         </w:rPr>
         <w:t>Central hypothesis</w:t>
       </w:r>
@@ -120,20 +504,45 @@
     <w:p>
       <w:pPr>
         <w:spacing w:before="60" w:after="20"/>
-      </w:pPr>
+        <w:rPr>
+          <w:rFonts w:cs="Arial"/>
+          <w:sz w:val="24"/>
+          <w:szCs w:val="24"/>
+        </w:rPr>
+      </w:pPr>
+      <w:r>
+        <w:rPr>
+          <w:rFonts w:cs="Arial"/>
+          <w:sz w:val="24"/>
+          <w:szCs w:val="24"/>
+        </w:rPr>
+        <w:t>Post-stroke SIS emotion status is associated with a time-dependent imbalance between stress-response activation and repair/neurovascular remodeling, measurable using plasma proteomic module profiles</w:t>
+      </w:r>
+      <w:r>
+        <w:rPr>
+          <w:rFonts w:cs="Arial"/>
+          <w:sz w:val="24"/>
+          <w:szCs w:val="24"/>
+        </w:rPr>
+        <w:t>.</w:t>
+      </w:r>
     </w:p>
     <w:p>
       <w:pPr>
         <w:spacing w:before="60" w:after="20"/>
         <w:rPr>
+          <w:rFonts w:cs="Arial"/>
           <w:b/>
-          <w:sz w:val="19"/>
-        </w:rPr>
-      </w:pPr>
-      <w:r>
-        <w:rPr>
+          <w:sz w:val="24"/>
+          <w:szCs w:val="24"/>
+        </w:rPr>
+      </w:pPr>
+      <w:r>
+        <w:rPr>
+          <w:rFonts w:cs="Arial"/>
           <w:b/>
-          <w:sz w:val="19"/>
+          <w:sz w:val="24"/>
+          <w:szCs w:val="24"/>
         </w:rPr>
         <w:t>Preliminary observations</w:t>
       </w:r>
@@ -141,16 +550,244 @@
     <w:p>
       <w:pPr>
         <w:spacing w:before="60" w:after="20"/>
-      </w:pPr>
+        <w:rPr>
+          <w:rFonts w:cs="Arial"/>
+          <w:sz w:val="24"/>
+          <w:szCs w:val="24"/>
+        </w:rPr>
+      </w:pPr>
+      <w:r>
+        <w:rPr>
+          <w:rFonts w:cs="Arial"/>
+          <w:sz w:val="24"/>
+          <w:szCs w:val="24"/>
+        </w:rPr>
+        <w:t>Using</w:t>
+      </w:r>
+      <w:r>
+        <w:rPr>
+          <w:rFonts w:cs="Arial"/>
+          <w:sz w:val="24"/>
+          <w:szCs w:val="24"/>
+        </w:rPr>
+        <w:t xml:space="preserve"> cross-sectional clinical </w:t>
+      </w:r>
+      <w:r>
+        <w:rPr>
+          <w:rFonts w:cs="Arial"/>
+          <w:sz w:val="24"/>
+          <w:szCs w:val="24"/>
+        </w:rPr>
+        <w:t xml:space="preserve">and plasma proteomic </w:t>
+      </w:r>
+      <w:r>
+        <w:rPr>
+          <w:rFonts w:cs="Arial"/>
+          <w:sz w:val="24"/>
+          <w:szCs w:val="24"/>
+        </w:rPr>
+        <w:t>data</w:t>
+      </w:r>
+      <w:r>
+        <w:rPr>
+          <w:rFonts w:cs="Arial"/>
+          <w:sz w:val="24"/>
+          <w:szCs w:val="24"/>
+        </w:rPr>
+        <w:t>,</w:t>
+      </w:r>
+      <w:r>
+        <w:rPr>
+          <w:rFonts w:cs="Arial"/>
+          <w:sz w:val="24"/>
+          <w:szCs w:val="24"/>
+        </w:rPr>
+        <w:t xml:space="preserve"> </w:t>
+      </w:r>
+      <w:r>
+        <w:rPr>
+          <w:rFonts w:cs="Arial"/>
+          <w:sz w:val="24"/>
+          <w:szCs w:val="24"/>
+        </w:rPr>
+        <w:t xml:space="preserve">we </w:t>
+      </w:r>
+      <w:r>
+        <w:rPr>
+          <w:rFonts w:cs="Arial"/>
+          <w:sz w:val="24"/>
+          <w:szCs w:val="24"/>
+        </w:rPr>
+        <w:t>observed</w:t>
+      </w:r>
+      <w:r>
+        <w:rPr>
+          <w:rFonts w:cs="Arial"/>
+          <w:sz w:val="24"/>
+          <w:szCs w:val="24"/>
+        </w:rPr>
+        <w:t xml:space="preserve"> that</w:t>
+      </w:r>
+      <w:r>
+        <w:rPr>
+          <w:rFonts w:cs="Arial"/>
+          <w:sz w:val="24"/>
+          <w:szCs w:val="24"/>
+        </w:rPr>
+        <w:t xml:space="preserve"> a derived stress–repair imbalance profile appeared to distinguish lower</w:t>
+      </w:r>
+      <w:r>
+        <w:rPr>
+          <w:rFonts w:cs="Arial"/>
+          <w:sz w:val="24"/>
+          <w:szCs w:val="24"/>
+        </w:rPr>
+        <w:t>-</w:t>
+      </w:r>
+      <w:r>
+        <w:rPr>
+          <w:rFonts w:cs="Arial"/>
+          <w:sz w:val="24"/>
+          <w:szCs w:val="24"/>
+        </w:rPr>
+        <w:t xml:space="preserve"> </w:t>
+      </w:r>
+      <w:r>
+        <w:rPr>
+          <w:rFonts w:cs="Arial"/>
+          <w:sz w:val="24"/>
+          <w:szCs w:val="24"/>
+        </w:rPr>
+        <w:t xml:space="preserve">and </w:t>
+      </w:r>
+      <w:r>
+        <w:rPr>
+          <w:rFonts w:cs="Arial"/>
+          <w:sz w:val="24"/>
+          <w:szCs w:val="24"/>
+        </w:rPr>
+        <w:t>higher</w:t>
+      </w:r>
+      <w:r>
+        <w:rPr>
+          <w:rFonts w:cs="Arial"/>
+          <w:sz w:val="24"/>
+          <w:szCs w:val="24"/>
+        </w:rPr>
+        <w:t>-</w:t>
+      </w:r>
+      <w:r>
+        <w:rPr>
+          <w:rFonts w:cs="Arial"/>
+          <w:sz w:val="24"/>
+          <w:szCs w:val="24"/>
+        </w:rPr>
+        <w:t>SIS3 patients more clearly than either stress-response or repair/remodeling profiles alone. In addition, this imbalance profile showed time-since-stroke dependence among low</w:t>
+      </w:r>
+      <w:r>
+        <w:rPr>
+          <w:rFonts w:cs="Arial"/>
+          <w:sz w:val="24"/>
+          <w:szCs w:val="24"/>
+        </w:rPr>
+        <w:t>er</w:t>
+      </w:r>
+      <w:r>
+        <w:rPr>
+          <w:rFonts w:cs="Arial"/>
+          <w:sz w:val="24"/>
+          <w:szCs w:val="24"/>
+        </w:rPr>
+        <w:t xml:space="preserve"> SIS3 patients, suggesting a dynamic biological state. </w:t>
+      </w:r>
+      <w:r>
+        <w:rPr>
+          <w:rFonts w:cs="Arial"/>
+          <w:sz w:val="24"/>
+          <w:szCs w:val="24"/>
+        </w:rPr>
+        <w:t xml:space="preserve">These findings are preliminary and require </w:t>
+      </w:r>
+      <w:r>
+        <w:rPr>
+          <w:rFonts w:cs="Arial"/>
+          <w:sz w:val="24"/>
+          <w:szCs w:val="24"/>
+        </w:rPr>
+        <w:t xml:space="preserve">longitudinal </w:t>
+      </w:r>
+      <w:r>
+        <w:rPr>
+          <w:rFonts w:cs="Arial"/>
+          <w:sz w:val="24"/>
+          <w:szCs w:val="24"/>
+        </w:rPr>
+        <w:t xml:space="preserve">validation to determine whether the </w:t>
+      </w:r>
+      <w:r>
+        <w:rPr>
+          <w:rFonts w:cs="Arial"/>
+          <w:sz w:val="24"/>
+          <w:szCs w:val="24"/>
+        </w:rPr>
+        <w:t>cross-sectional time-dependent patterns</w:t>
+      </w:r>
+      <w:r>
+        <w:rPr>
+          <w:rFonts w:cs="Arial"/>
+          <w:sz w:val="24"/>
+          <w:szCs w:val="24"/>
+        </w:rPr>
+        <w:t xml:space="preserve"> </w:t>
+      </w:r>
+      <w:r>
+        <w:rPr>
+          <w:rFonts w:cs="Arial"/>
+          <w:sz w:val="24"/>
+          <w:szCs w:val="24"/>
+        </w:rPr>
+        <w:t>reflect</w:t>
+      </w:r>
+      <w:r>
+        <w:rPr>
+          <w:rFonts w:cs="Arial"/>
+          <w:sz w:val="24"/>
+          <w:szCs w:val="24"/>
+        </w:rPr>
+        <w:t xml:space="preserve"> within-patient biological progression and SIS3</w:t>
+      </w:r>
+      <w:r>
+        <w:rPr>
+          <w:rFonts w:cs="Arial"/>
+          <w:sz w:val="24"/>
+          <w:szCs w:val="24"/>
+        </w:rPr>
+        <w:t xml:space="preserve"> emotion</w:t>
+      </w:r>
+      <w:r>
+        <w:rPr>
+          <w:rFonts w:cs="Arial"/>
+          <w:sz w:val="24"/>
+          <w:szCs w:val="24"/>
+        </w:rPr>
+        <w:t xml:space="preserve"> trajectory.</w:t>
+      </w:r>
     </w:p>
     <w:p>
       <w:pPr>
         <w:spacing w:before="60" w:after="20"/>
-      </w:pPr>
-      <w:r>
-        <w:rPr>
+        <w:rPr>
+          <w:rFonts w:cs="Arial"/>
+          <w:sz w:val="24"/>
+          <w:szCs w:val="24"/>
+        </w:rPr>
+      </w:pPr>
+      <w:r>
+        <w:rPr>
+          <w:rFonts w:cs="Arial"/>
           <w:b/>
-          <w:sz w:val="19"/>
+          <w:sz w:val="24"/>
+          <w:szCs w:val="24"/>
         </w:rPr>
         <w:t>Specific aims</w:t>
       </w:r>
@@ -158,452 +795,977 @@
     <w:p>
       <w:pPr>
         <w:spacing w:after="30" w:line="245" w:lineRule="auto"/>
-        <w:ind w:left="173"/>
-      </w:pPr>
-      <w:r>
-        <w:rPr>
+        <w:rPr>
+          <w:rFonts w:cs="Arial"/>
           <w:b/>
-        </w:rPr>
-        <w:t xml:space="preserve">Aim 1. </w:t>
+          <w:sz w:val="24"/>
+          <w:szCs w:val="24"/>
+        </w:rPr>
+      </w:pPr>
+      <w:r>
+        <w:rPr>
+          <w:rFonts w:cs="Arial"/>
+          <w:b/>
+          <w:sz w:val="24"/>
+          <w:szCs w:val="24"/>
+        </w:rPr>
+        <w:t>Aim 1. Define stress–repair plasma proteomic imbalance associated with SIS emotion status after stroke.</w:t>
       </w:r>
     </w:p>
     <w:p>
       <w:pPr>
         <w:spacing w:after="30" w:line="245" w:lineRule="auto"/>
-        <w:ind w:left="173"/>
-      </w:pPr>
-      <w:r>
-        <w:rPr>
-          <w:b/>
-        </w:rPr>
-        <w:t xml:space="preserve">Aim 2. </w:t>
+        <w:rPr>
+          <w:rFonts w:cs="Arial"/>
+          <w:bCs/>
+          <w:sz w:val="24"/>
+          <w:szCs w:val="24"/>
+        </w:rPr>
+      </w:pPr>
+      <w:r>
+        <w:rPr>
+          <w:rFonts w:cs="Arial"/>
+          <w:bCs/>
+          <w:sz w:val="24"/>
+          <w:szCs w:val="24"/>
+        </w:rPr>
+        <w:t>It will use cross-sectional data</w:t>
+      </w:r>
+      <w:r>
+        <w:rPr>
+          <w:rFonts w:cs="Arial"/>
+          <w:bCs/>
+          <w:sz w:val="24"/>
+          <w:szCs w:val="24"/>
+        </w:rPr>
+        <w:t xml:space="preserve"> </w:t>
+      </w:r>
+      <w:r>
+        <w:rPr>
+          <w:rFonts w:cs="Arial"/>
+          <w:bCs/>
+          <w:sz w:val="24"/>
+          <w:szCs w:val="24"/>
+        </w:rPr>
+        <w:t xml:space="preserve">to </w:t>
+      </w:r>
+      <w:r>
+        <w:rPr>
+          <w:rFonts w:cs="Arial"/>
+          <w:bCs/>
+          <w:sz w:val="24"/>
+          <w:szCs w:val="24"/>
+        </w:rPr>
+        <w:t xml:space="preserve">construct stress-response and repair/neurovascular-remodeling profile values from plasma </w:t>
+      </w:r>
+      <w:proofErr w:type="spellStart"/>
+      <w:r>
+        <w:rPr>
+          <w:rFonts w:cs="Arial"/>
+          <w:bCs/>
+          <w:sz w:val="24"/>
+          <w:szCs w:val="24"/>
+        </w:rPr>
+        <w:t>Olink</w:t>
+      </w:r>
+      <w:proofErr w:type="spellEnd"/>
+      <w:r>
+        <w:rPr>
+          <w:rFonts w:cs="Arial"/>
+          <w:bCs/>
+          <w:sz w:val="24"/>
+          <w:szCs w:val="24"/>
+        </w:rPr>
+        <w:t xml:space="preserve"> NPX data and test whether the derived stress–repair imbalance differs between lower- and higher-SIS3 patients.</w:t>
       </w:r>
     </w:p>
     <w:p>
       <w:pPr>
-        <w:spacing w:before="60" w:after="20"/>
-      </w:pPr>
-      <w:r>
-        <w:rPr>
+        <w:spacing w:after="30" w:line="245" w:lineRule="auto"/>
+        <w:rPr>
+          <w:rFonts w:cs="Arial"/>
           <w:b/>
-          <w:sz w:val="19"/>
-        </w:rPr>
-        <w:t>Approach</w:t>
-      </w:r>
-    </w:p>
-    <w:tbl>
-      <w:tblPr>
-        <w:tblW w:w="0" w:type="auto"/>
-        <w:jc w:val="center"/>
-        <w:tblLook w:val="04A0" w:firstRow="1" w:lastRow="0" w:firstColumn="1" w:lastColumn="0" w:noHBand="0" w:noVBand="1"/>
-      </w:tblPr>
-      <w:tblGrid>
-        <w:gridCol w:w="3552"/>
-        <w:gridCol w:w="3552"/>
-        <w:gridCol w:w="3552"/>
-      </w:tblGrid>
-      <w:tr>
-        <w:trPr>
-          <w:jc w:val="center"/>
-        </w:trPr>
-        <w:tc>
-          <w:tcPr>
-            <w:tcW w:w="3552" w:type="dxa"/>
-            <w:shd w:val="clear" w:color="auto" w:fill="D9EAF7"/>
-          </w:tcPr>
-          <w:p>
-            <w:pPr>
-              <w:spacing w:after="0"/>
-            </w:pPr>
-            <w:r>
-              <w:rPr>
-                <w:b/>
-              </w:rPr>
-              <w:t>Data and features</w:t>
-            </w:r>
-          </w:p>
-        </w:tc>
-        <w:tc>
-          <w:tcPr>
-            <w:tcW w:w="3552" w:type="dxa"/>
-            <w:shd w:val="clear" w:color="auto" w:fill="D9EAF7"/>
-          </w:tcPr>
-          <w:p>
-            <w:pPr>
-              <w:spacing w:after="0"/>
-            </w:pPr>
-            <w:r>
-              <w:rPr>
-                <w:b/>
-              </w:rPr>
-              <w:t>Modeling and statistics</w:t>
-            </w:r>
-          </w:p>
-        </w:tc>
-        <w:tc>
-          <w:tcPr>
-            <w:tcW w:w="3552" w:type="dxa"/>
-            <w:shd w:val="clear" w:color="auto" w:fill="D9EAF7"/>
-          </w:tcPr>
-          <w:p>
-            <w:pPr>
-              <w:spacing w:after="0"/>
-            </w:pPr>
-            <w:r>
-              <w:rPr>
-                <w:b/>
-              </w:rPr>
-              <w:t>Interpretation and validation</w:t>
-            </w:r>
-          </w:p>
-        </w:tc>
-      </w:tr>
-      <w:tr>
-        <w:trPr>
-          <w:jc w:val="center"/>
-        </w:trPr>
-        <w:tc>
-          <w:tcPr>
-            <w:tcW w:w="3552" w:type="dxa"/>
-          </w:tcPr>
-          <w:p>
-            <w:pPr>
-              <w:spacing w:after="0"/>
-            </w:pPr>
-            <w:r>
-              <w:t>StrokeCog clinical data, time since stroke, SIS3 mood score, and Olink NPX protein measurements. Remove low-detection proteins; z-score retained proteins; calculate literature-aligned biological module scores with multi-module assignment.</w:t>
-            </w:r>
-          </w:p>
-        </w:tc>
-        <w:tc>
-          <w:tcPr>
-            <w:tcW w:w="3552" w:type="dxa"/>
-          </w:tcPr>
-          <w:p>
-            <w:pPr>
-              <w:spacing w:after="0"/>
-            </w:pPr>
-            <w:r>
-              <w:t>Use descriptive effect sizes, 95% confidence intervals, and time-stratified analyses. Explore penalized regression / machine learning models that include full protein profiles, module scores, age, time since stroke, and relevant clinical covariates.</w:t>
-            </w:r>
-          </w:p>
-        </w:tc>
-        <w:tc>
-          <w:tcPr>
-            <w:tcW w:w="3552" w:type="dxa"/>
-          </w:tcPr>
-          <w:p>
-            <w:pPr>
-              <w:spacing w:after="0"/>
-            </w:pPr>
-            <w:r>
-              <w:t>Compare model-level prediction with module-level interpretation. Treat cross-sectional findings as hypothesis-generating; use future longitudinal data to test within-patient biological progression and SIS3 trajectory.</w:t>
-            </w:r>
-          </w:p>
-        </w:tc>
-      </w:tr>
-    </w:tbl>
-    <w:p>
-      <w:pPr>
-        <w:spacing w:before="60" w:after="20"/>
-        <w:rPr>
+          <w:sz w:val="24"/>
+          <w:szCs w:val="24"/>
+        </w:rPr>
+      </w:pPr>
+      <w:r>
+        <w:rPr>
+          <w:rFonts w:cs="Arial"/>
           <w:b/>
-          <w:sz w:val="19"/>
-        </w:rPr>
-      </w:pPr>
-      <w:r>
-        <w:rPr>
-          <w:b/>
-          <w:sz w:val="19"/>
-        </w:rPr>
-        <w:t>Innovation</w:t>
+          <w:sz w:val="24"/>
+          <w:szCs w:val="24"/>
+        </w:rPr>
+        <w:t>Aim 2. Test whether cross-sectional time-dependent stress–repair patterns reflect within-patient SIS emotion trajectories after stroke.</w:t>
       </w:r>
     </w:p>
     <w:p>
       <w:pPr>
-        <w:spacing w:before="60" w:after="20"/>
-      </w:pPr>
+        <w:spacing w:after="30" w:line="245" w:lineRule="auto"/>
+        <w:rPr>
+          <w:rFonts w:cs="Arial"/>
+          <w:bCs/>
+          <w:sz w:val="24"/>
+          <w:szCs w:val="24"/>
+        </w:rPr>
+      </w:pPr>
+      <w:r>
+        <w:rPr>
+          <w:rFonts w:cs="Arial"/>
+          <w:bCs/>
+          <w:sz w:val="24"/>
+          <w:szCs w:val="24"/>
+        </w:rPr>
+        <w:t>It will use the current cross-sectional data to first characterize whether stress–repair plasma proteomic imbalance differs across post-stroke time windows and SIS emotion status. This analysis will identify candidate time windows when stress-response activation or impaired</w:t>
+      </w:r>
+      <w:r>
+        <w:rPr>
+          <w:rFonts w:cs="Arial"/>
+          <w:bCs/>
+          <w:sz w:val="24"/>
+          <w:szCs w:val="24"/>
+        </w:rPr>
+        <w:t xml:space="preserve"> </w:t>
+      </w:r>
+      <w:r>
+        <w:rPr>
+          <w:rFonts w:cs="Arial"/>
+          <w:bCs/>
+          <w:sz w:val="24"/>
+          <w:szCs w:val="24"/>
+        </w:rPr>
+        <w:t>repair/neurovascular remodeling may be most prominent. It will then use longitudinal clinical follow-up and repeated proteomic measurements to test whether the patterns correspond to within-patient changes in SIS emotion status over time. Specifically, we will evaluate whether early stress–repair imbalance is associated with later SIS emotion decline among patients with initially preserved SIS emotion status.</w:t>
+      </w:r>
     </w:p>
     <w:p>
       <w:pPr>
         <w:spacing w:before="60" w:after="20"/>
         <w:rPr>
+          <w:rFonts w:cs="Arial"/>
           <w:b/>
-          <w:sz w:val="19"/>
-        </w:rPr>
-      </w:pPr>
-      <w:r>
-        <w:rPr>
+          <w:sz w:val="24"/>
+          <w:szCs w:val="24"/>
+        </w:rPr>
+      </w:pPr>
+      <w:r>
+        <w:rPr>
+          <w:rFonts w:cs="Arial"/>
           <w:b/>
-          <w:sz w:val="19"/>
-        </w:rPr>
-        <w:t>Expected impact</w:t>
+          <w:sz w:val="24"/>
+          <w:szCs w:val="24"/>
+        </w:rPr>
+        <w:t>Innovation</w:t>
       </w:r>
     </w:p>
     <w:p>
       <w:pPr>
         <w:spacing w:before="60" w:after="20"/>
-      </w:pPr>
+        <w:rPr>
+          <w:rFonts w:cs="Arial"/>
+          <w:sz w:val="24"/>
+          <w:szCs w:val="24"/>
+        </w:rPr>
+      </w:pPr>
+      <w:r>
+        <w:rPr>
+          <w:rFonts w:cs="Arial"/>
+          <w:sz w:val="24"/>
+          <w:szCs w:val="24"/>
+        </w:rPr>
+        <w:t xml:space="preserve">This proposal shifts the analysis from </w:t>
+      </w:r>
+      <w:r>
+        <w:rPr>
+          <w:rFonts w:cs="Arial"/>
+          <w:sz w:val="24"/>
+          <w:szCs w:val="24"/>
+        </w:rPr>
+        <w:t>indiv</w:t>
+      </w:r>
+      <w:r>
+        <w:rPr>
+          <w:rFonts w:cs="Arial"/>
+          <w:sz w:val="24"/>
+          <w:szCs w:val="24"/>
+        </w:rPr>
+        <w:t>i</w:t>
+      </w:r>
+      <w:r>
+        <w:rPr>
+          <w:rFonts w:cs="Arial"/>
+          <w:sz w:val="24"/>
+          <w:szCs w:val="24"/>
+        </w:rPr>
+        <w:t>dual</w:t>
+      </w:r>
+      <w:r>
+        <w:rPr>
+          <w:rFonts w:cs="Arial"/>
+          <w:sz w:val="24"/>
+          <w:szCs w:val="24"/>
+        </w:rPr>
+        <w:t xml:space="preserve"> </w:t>
+      </w:r>
+      <w:r>
+        <w:rPr>
+          <w:rFonts w:cs="Arial"/>
+          <w:sz w:val="24"/>
+          <w:szCs w:val="24"/>
+        </w:rPr>
+        <w:t xml:space="preserve">proteins to biologically organized plasma proteomic profiles. The key innovation is the derived stress–repair imbalance </w:t>
+      </w:r>
+      <w:r>
+        <w:rPr>
+          <w:rFonts w:cs="Arial"/>
+          <w:sz w:val="24"/>
+          <w:szCs w:val="24"/>
+        </w:rPr>
+        <w:t>profile</w:t>
+      </w:r>
+      <w:r>
+        <w:rPr>
+          <w:rFonts w:cs="Arial"/>
+          <w:sz w:val="24"/>
+          <w:szCs w:val="24"/>
+        </w:rPr>
+        <w:t xml:space="preserve">, which captures the relative predominance of stress-response activation versus repair/neurovascular remodeling. This </w:t>
+      </w:r>
+      <w:r>
+        <w:rPr>
+          <w:rFonts w:cs="Arial"/>
+          <w:sz w:val="24"/>
+          <w:szCs w:val="24"/>
+        </w:rPr>
+        <w:t>profile</w:t>
+      </w:r>
+      <w:r>
+        <w:rPr>
+          <w:rFonts w:cs="Arial"/>
+          <w:sz w:val="24"/>
+          <w:szCs w:val="24"/>
+        </w:rPr>
+        <w:t xml:space="preserve"> may provide a more interpretable biological readout of post-stroke mood/emotional vulnerability than individual modules alone.</w:t>
+      </w:r>
     </w:p>
     <w:p>
       <w:pPr>
         <w:spacing w:before="60" w:after="20"/>
         <w:rPr>
+          <w:rFonts w:cs="Arial"/>
           <w:b/>
-          <w:sz w:val="19"/>
-        </w:rPr>
-      </w:pPr>
-      <w:r>
-        <w:rPr>
+          <w:sz w:val="24"/>
+          <w:szCs w:val="24"/>
+        </w:rPr>
+      </w:pPr>
+      <w:r>
+        <w:rPr>
+          <w:rFonts w:cs="Arial"/>
           <w:b/>
-          <w:sz w:val="19"/>
-        </w:rPr>
-        <w:t>Training fit</w:t>
+          <w:sz w:val="24"/>
+          <w:szCs w:val="24"/>
+        </w:rPr>
+        <w:lastRenderedPageBreak/>
+        <w:t>Expected impact</w:t>
       </w:r>
     </w:p>
     <w:p>
       <w:pPr>
         <w:spacing w:before="60" w:after="20"/>
-      </w:pPr>
+        <w:rPr>
+          <w:rFonts w:cs="Arial"/>
+          <w:sz w:val="24"/>
+          <w:szCs w:val="24"/>
+        </w:rPr>
+      </w:pPr>
+      <w:r>
+        <w:rPr>
+          <w:rFonts w:cs="Arial"/>
+          <w:sz w:val="24"/>
+          <w:szCs w:val="24"/>
+        </w:rPr>
+        <w:t xml:space="preserve">This work will establish a biologically interpretable </w:t>
+      </w:r>
+      <w:r>
+        <w:rPr>
+          <w:rFonts w:cs="Arial"/>
+          <w:sz w:val="24"/>
+          <w:szCs w:val="24"/>
+        </w:rPr>
+        <w:t>profile</w:t>
+      </w:r>
+      <w:r>
+        <w:rPr>
+          <w:rFonts w:cs="Arial"/>
+          <w:sz w:val="24"/>
+          <w:szCs w:val="24"/>
+        </w:rPr>
+        <w:t xml:space="preserve"> for studying post-stroke mood/emotional vulnerability. If validated</w:t>
+      </w:r>
+      <w:r>
+        <w:rPr>
+          <w:rFonts w:cs="Arial"/>
+          <w:sz w:val="24"/>
+          <w:szCs w:val="24"/>
+        </w:rPr>
+        <w:t xml:space="preserve"> longitudinally</w:t>
+      </w:r>
+      <w:r>
+        <w:rPr>
+          <w:rFonts w:cs="Arial"/>
+          <w:sz w:val="24"/>
+          <w:szCs w:val="24"/>
+        </w:rPr>
+        <w:t xml:space="preserve">, </w:t>
+      </w:r>
+      <w:r>
+        <w:rPr>
+          <w:rFonts w:cs="Arial"/>
+          <w:sz w:val="24"/>
+          <w:szCs w:val="24"/>
+        </w:rPr>
+        <w:t xml:space="preserve">this </w:t>
+      </w:r>
+      <w:r>
+        <w:rPr>
+          <w:rFonts w:cs="Arial"/>
+          <w:sz w:val="24"/>
+          <w:szCs w:val="24"/>
+        </w:rPr>
+        <w:t>stress–repair plasma proteomic profile</w:t>
+      </w:r>
+      <w:r>
+        <w:rPr>
+          <w:rFonts w:cs="Arial"/>
+          <w:sz w:val="24"/>
+          <w:szCs w:val="24"/>
+        </w:rPr>
+        <w:t xml:space="preserve"> </w:t>
+      </w:r>
+      <w:r>
+        <w:rPr>
+          <w:rFonts w:cs="Arial"/>
+          <w:sz w:val="24"/>
+          <w:szCs w:val="24"/>
+        </w:rPr>
+        <w:t>could help guide long-term brain-health monitoring and inform future strategies for earlier post-stroke intervention</w:t>
+      </w:r>
+      <w:r>
+        <w:rPr>
+          <w:rFonts w:cs="Arial"/>
+          <w:sz w:val="24"/>
+          <w:szCs w:val="24"/>
+        </w:rPr>
+        <w:t xml:space="preserve">, </w:t>
+      </w:r>
+      <w:r>
+        <w:rPr>
+          <w:rFonts w:cs="Arial"/>
+          <w:sz w:val="24"/>
+          <w:szCs w:val="24"/>
+        </w:rPr>
+        <w:t>particularly for patients who appear emotionally preserved early after stroke but</w:t>
+      </w:r>
+      <w:r>
+        <w:rPr>
+          <w:rFonts w:cs="Arial"/>
+          <w:sz w:val="24"/>
+          <w:szCs w:val="24"/>
+        </w:rPr>
+        <w:t xml:space="preserve"> may</w:t>
+      </w:r>
+      <w:r>
+        <w:rPr>
+          <w:rFonts w:cs="Arial"/>
+          <w:sz w:val="24"/>
+          <w:szCs w:val="24"/>
+        </w:rPr>
+        <w:t xml:space="preserve"> </w:t>
+      </w:r>
+      <w:r>
+        <w:rPr>
+          <w:rFonts w:cs="Arial"/>
+          <w:sz w:val="24"/>
+          <w:szCs w:val="24"/>
+        </w:rPr>
+        <w:t xml:space="preserve">later </w:t>
+      </w:r>
+      <w:r>
+        <w:rPr>
+          <w:rFonts w:cs="Arial"/>
+          <w:sz w:val="24"/>
+          <w:szCs w:val="24"/>
+        </w:rPr>
+        <w:t>experience SIS emotion decline</w:t>
+      </w:r>
+      <w:r>
+        <w:rPr>
+          <w:rFonts w:cs="Arial"/>
+          <w:sz w:val="24"/>
+          <w:szCs w:val="24"/>
+        </w:rPr>
+        <w:t>.</w:t>
+      </w:r>
     </w:p>
     <w:p>
       <w:pPr>
         <w:spacing w:before="60" w:after="20"/>
         <w:rPr>
+          <w:rFonts w:cs="Arial"/>
           <w:b/>
-          <w:sz w:val="19"/>
-        </w:rPr>
-      </w:pPr>
-      <w:r>
-        <w:rPr>
+          <w:sz w:val="24"/>
+          <w:szCs w:val="24"/>
+        </w:rPr>
+      </w:pPr>
+      <w:r>
+        <w:rPr>
+          <w:rFonts w:cs="Arial"/>
           <w:b/>
-          <w:sz w:val="19"/>
-        </w:rPr>
-        <w:t>Key limitation and next step</w:t>
+          <w:sz w:val="24"/>
+          <w:szCs w:val="24"/>
+        </w:rPr>
+        <w:t>Key limitation</w:t>
       </w:r>
     </w:p>
     <w:p>
       <w:pPr>
         <w:spacing w:before="60" w:after="20"/>
         <w:rPr>
-          <w:b/>
-          <w:sz w:val="19"/>
-        </w:rPr>
-      </w:pPr>
+          <w:rFonts w:cs="Arial"/>
+          <w:bCs/>
+          <w:sz w:val="24"/>
+          <w:szCs w:val="24"/>
+        </w:rPr>
+      </w:pPr>
+      <w:r>
+        <w:rPr>
+          <w:rFonts w:cs="Arial"/>
+          <w:bCs/>
+          <w:sz w:val="24"/>
+          <w:szCs w:val="24"/>
+        </w:rPr>
+        <w:t xml:space="preserve">The </w:t>
+      </w:r>
+      <w:r>
+        <w:rPr>
+          <w:rFonts w:cs="Arial"/>
+          <w:bCs/>
+          <w:sz w:val="24"/>
+          <w:szCs w:val="24"/>
+        </w:rPr>
+        <w:t xml:space="preserve">cross-sectional data </w:t>
+      </w:r>
+      <w:r>
+        <w:rPr>
+          <w:rFonts w:cs="Arial"/>
+          <w:bCs/>
+          <w:sz w:val="24"/>
+          <w:szCs w:val="24"/>
+        </w:rPr>
+        <w:t xml:space="preserve">analysis </w:t>
+      </w:r>
+      <w:r>
+        <w:rPr>
+          <w:rFonts w:cs="Arial"/>
+          <w:bCs/>
+          <w:sz w:val="24"/>
+          <w:szCs w:val="24"/>
+        </w:rPr>
+        <w:t>could be</w:t>
+      </w:r>
+      <w:r>
+        <w:rPr>
+          <w:rFonts w:cs="Arial"/>
+          <w:bCs/>
+          <w:sz w:val="24"/>
+          <w:szCs w:val="24"/>
+        </w:rPr>
+        <w:t xml:space="preserve"> limited by sample size, and imbalanced numbers across SIS3 and time-since-stroke subgroups.</w:t>
+      </w:r>
+      <w:r>
+        <w:rPr>
+          <w:rFonts w:cs="Arial"/>
+          <w:sz w:val="24"/>
+          <w:szCs w:val="24"/>
+        </w:rPr>
+        <w:t xml:space="preserve"> </w:t>
+      </w:r>
+      <w:r>
+        <w:rPr>
+          <w:rFonts w:cs="Arial"/>
+          <w:bCs/>
+          <w:sz w:val="24"/>
+          <w:szCs w:val="24"/>
+        </w:rPr>
+        <w:t>Longitudinal clinical follow-up will be essential to test whether cross-sectional time-dependent patterns reflect within-patient trajectories.</w:t>
+      </w:r>
     </w:p>
     <w:p>
       <w:pPr>
         <w:spacing w:before="60" w:after="20"/>
         <w:rPr>
+          <w:rFonts w:cs="Arial"/>
           <w:b/>
-          <w:sz w:val="19"/>
-        </w:rPr>
-      </w:pPr>
+          <w:sz w:val="24"/>
+          <w:szCs w:val="24"/>
+        </w:rPr>
+      </w:pPr>
+      <w:r>
+        <w:rPr>
+          <w:rFonts w:cs="Arial"/>
+          <w:b/>
+          <w:sz w:val="24"/>
+          <w:szCs w:val="24"/>
+        </w:rPr>
+        <w:t>Next step</w:t>
+      </w:r>
     </w:p>
     <w:p>
       <w:pPr>
         <w:spacing w:before="60" w:after="20"/>
         <w:rPr>
-          <w:b/>
-          <w:sz w:val="19"/>
-        </w:rPr>
-      </w:pPr>
+          <w:rFonts w:cs="Arial"/>
+          <w:bCs/>
+          <w:sz w:val="24"/>
+          <w:szCs w:val="24"/>
+        </w:rPr>
+      </w:pPr>
+      <w:r>
+        <w:rPr>
+          <w:rFonts w:cs="Arial"/>
+          <w:bCs/>
+          <w:sz w:val="24"/>
+          <w:szCs w:val="24"/>
+        </w:rPr>
+        <w:t>Link stress–repair proteomic trajectories to imaging biomarkers to define the temporal sequence among protein changes, imaging-visible brain changes, and later mood/emotional outcomes.</w:t>
+      </w:r>
     </w:p>
     <w:p>
       <w:pPr>
         <w:spacing w:before="60" w:after="20"/>
         <w:rPr>
+          <w:rFonts w:cs="Arial"/>
           <w:b/>
-          <w:sz w:val="19"/>
-        </w:rPr>
-      </w:pPr>
+          <w:sz w:val="24"/>
+          <w:szCs w:val="24"/>
+        </w:rPr>
+      </w:pPr>
+      <w:r>
+        <w:rPr>
+          <w:rFonts w:cs="Arial"/>
+          <w:b/>
+          <w:sz w:val="24"/>
+          <w:szCs w:val="24"/>
+        </w:rPr>
+        <w:t>Training fit</w:t>
+      </w:r>
     </w:p>
     <w:p>
       <w:pPr>
         <w:spacing w:before="60" w:after="20"/>
         <w:rPr>
-          <w:b/>
-          <w:sz w:val="19"/>
-        </w:rPr>
-      </w:pPr>
+          <w:rFonts w:cs="Arial"/>
+          <w:sz w:val="24"/>
+          <w:szCs w:val="24"/>
+        </w:rPr>
+      </w:pPr>
+      <w:r>
+        <w:rPr>
+          <w:rFonts w:cs="Arial"/>
+          <w:sz w:val="24"/>
+          <w:szCs w:val="24"/>
+        </w:rPr>
+        <w:t>This project support</w:t>
+      </w:r>
+      <w:r>
+        <w:rPr>
+          <w:rFonts w:cs="Arial"/>
+          <w:sz w:val="24"/>
+          <w:szCs w:val="24"/>
+        </w:rPr>
+        <w:t>s</w:t>
+      </w:r>
+      <w:r>
+        <w:rPr>
+          <w:rFonts w:cs="Arial"/>
+          <w:sz w:val="24"/>
+          <w:szCs w:val="24"/>
+        </w:rPr>
+        <w:t xml:space="preserve"> my transition toward translational neurovascular research focused on long-term stroke outcomes. Training in longitudinal clinical data, biomarker and imaging analysis, epidemiology and exposure to clinical trial design would help me develop toward an independent research career producing evidence that can ultimately inform clinical management.</w:t>
+      </w:r>
     </w:p>
     <w:p>
       <w:pPr>
-        <w:spacing w:before="60" w:after="20"/>
-        <w:rPr>
+        <w:spacing w:after="30" w:line="245" w:lineRule="auto"/>
+        <w:rPr>
+          <w:rFonts w:cs="Arial"/>
           <w:b/>
-          <w:sz w:val="19"/>
+          <w:sz w:val="24"/>
+          <w:szCs w:val="24"/>
         </w:rPr>
       </w:pPr>
     </w:p>
     <w:p>
       <w:pPr>
-        <w:spacing w:before="60" w:after="20"/>
-        <w:rPr>
+        <w:spacing w:after="30" w:line="245" w:lineRule="auto"/>
+        <w:rPr>
+          <w:rFonts w:cs="Arial"/>
           <w:b/>
-          <w:sz w:val="19"/>
+          <w:sz w:val="24"/>
+          <w:szCs w:val="24"/>
         </w:rPr>
       </w:pPr>
     </w:p>
     <w:p>
       <w:pPr>
-        <w:spacing w:before="60" w:after="20"/>
-        <w:rPr>
+        <w:spacing w:after="30" w:line="245" w:lineRule="auto"/>
+        <w:rPr>
+          <w:rFonts w:cs="Arial"/>
           <w:b/>
-          <w:sz w:val="19"/>
+          <w:sz w:val="24"/>
+          <w:szCs w:val="24"/>
         </w:rPr>
       </w:pPr>
     </w:p>
     <w:p>
       <w:pPr>
-        <w:spacing w:before="60" w:after="20"/>
-        <w:rPr>
+        <w:spacing w:after="30" w:line="245" w:lineRule="auto"/>
+        <w:rPr>
+          <w:rFonts w:cs="Arial"/>
           <w:b/>
-          <w:sz w:val="19"/>
+          <w:sz w:val="24"/>
+          <w:szCs w:val="24"/>
         </w:rPr>
       </w:pPr>
     </w:p>
     <w:p>
       <w:pPr>
-        <w:spacing w:before="60" w:after="20"/>
-        <w:rPr>
+        <w:spacing w:after="30" w:line="245" w:lineRule="auto"/>
+        <w:rPr>
+          <w:rFonts w:cs="Arial"/>
           <w:b/>
-          <w:sz w:val="19"/>
+          <w:sz w:val="24"/>
+          <w:szCs w:val="24"/>
         </w:rPr>
       </w:pPr>
     </w:p>
     <w:p>
       <w:pPr>
-        <w:spacing w:before="60" w:after="20"/>
-        <w:rPr>
+        <w:spacing w:after="30" w:line="245" w:lineRule="auto"/>
+        <w:rPr>
+          <w:rFonts w:cs="Arial"/>
           <w:b/>
-          <w:sz w:val="19"/>
+          <w:sz w:val="24"/>
+          <w:szCs w:val="24"/>
         </w:rPr>
       </w:pPr>
     </w:p>
     <w:p>
       <w:pPr>
-        <w:spacing w:before="60" w:after="20"/>
-        <w:rPr>
+        <w:spacing w:after="30" w:line="245" w:lineRule="auto"/>
+        <w:rPr>
+          <w:rFonts w:cs="Arial"/>
           <w:b/>
-          <w:sz w:val="19"/>
+          <w:sz w:val="24"/>
+          <w:szCs w:val="24"/>
         </w:rPr>
       </w:pPr>
     </w:p>
     <w:p>
       <w:pPr>
-        <w:spacing w:before="60" w:after="20"/>
-        <w:rPr>
+        <w:spacing w:after="30" w:line="245" w:lineRule="auto"/>
+        <w:rPr>
+          <w:rFonts w:cs="Arial"/>
           <w:b/>
-          <w:sz w:val="19"/>
+          <w:sz w:val="24"/>
+          <w:szCs w:val="24"/>
         </w:rPr>
       </w:pPr>
     </w:p>
     <w:p>
       <w:pPr>
-        <w:spacing w:before="60" w:after="20"/>
-        <w:rPr>
+        <w:spacing w:after="30" w:line="245" w:lineRule="auto"/>
+        <w:rPr>
+          <w:rFonts w:cs="Arial"/>
           <w:b/>
-          <w:sz w:val="19"/>
+          <w:sz w:val="24"/>
+          <w:szCs w:val="24"/>
         </w:rPr>
       </w:pPr>
     </w:p>
     <w:p>
       <w:pPr>
-        <w:spacing w:before="60" w:after="20"/>
-        <w:rPr>
+        <w:spacing w:after="30" w:line="245" w:lineRule="auto"/>
+        <w:rPr>
+          <w:rFonts w:cs="Arial"/>
           <w:b/>
-          <w:sz w:val="19"/>
+          <w:sz w:val="24"/>
+          <w:szCs w:val="24"/>
         </w:rPr>
       </w:pPr>
     </w:p>
     <w:p>
       <w:pPr>
-        <w:spacing w:before="60" w:after="20"/>
-        <w:rPr>
+        <w:spacing w:after="30" w:line="245" w:lineRule="auto"/>
+        <w:rPr>
+          <w:rFonts w:cs="Arial"/>
           <w:b/>
-          <w:sz w:val="19"/>
+          <w:sz w:val="24"/>
+          <w:szCs w:val="24"/>
         </w:rPr>
       </w:pPr>
     </w:p>
     <w:p>
       <w:pPr>
-        <w:spacing w:before="60" w:after="20"/>
-        <w:rPr>
+        <w:spacing w:after="30" w:line="245" w:lineRule="auto"/>
+        <w:rPr>
+          <w:rFonts w:cs="Arial"/>
           <w:b/>
-          <w:sz w:val="19"/>
+          <w:sz w:val="24"/>
+          <w:szCs w:val="24"/>
         </w:rPr>
       </w:pPr>
     </w:p>
     <w:p>
       <w:pPr>
-        <w:spacing w:before="60" w:after="20"/>
-        <w:rPr>
+        <w:spacing w:after="30" w:line="245" w:lineRule="auto"/>
+        <w:rPr>
+          <w:rFonts w:cs="Arial"/>
           <w:b/>
-          <w:sz w:val="19"/>
+          <w:sz w:val="24"/>
+          <w:szCs w:val="24"/>
         </w:rPr>
       </w:pPr>
     </w:p>
     <w:p>
       <w:pPr>
-        <w:spacing w:before="60" w:after="20"/>
-        <w:rPr>
+        <w:spacing w:after="30" w:line="245" w:lineRule="auto"/>
+        <w:rPr>
+          <w:rFonts w:cs="Arial"/>
           <w:b/>
-          <w:sz w:val="19"/>
+          <w:sz w:val="24"/>
+          <w:szCs w:val="24"/>
         </w:rPr>
       </w:pPr>
     </w:p>
     <w:p>
       <w:pPr>
-        <w:spacing w:before="60" w:after="20"/>
-        <w:rPr>
+        <w:spacing w:after="30" w:line="245" w:lineRule="auto"/>
+        <w:rPr>
+          <w:rFonts w:cs="Arial"/>
           <w:b/>
-          <w:sz w:val="19"/>
+          <w:sz w:val="24"/>
+          <w:szCs w:val="24"/>
         </w:rPr>
       </w:pPr>
     </w:p>
     <w:p>
       <w:pPr>
-        <w:spacing w:before="60" w:after="20"/>
-        <w:rPr>
+        <w:spacing w:after="30" w:line="245" w:lineRule="auto"/>
+        <w:rPr>
+          <w:rFonts w:cs="Arial"/>
           <w:b/>
-          <w:sz w:val="19"/>
+          <w:sz w:val="24"/>
+          <w:szCs w:val="24"/>
         </w:rPr>
       </w:pPr>
     </w:p>
     <w:p>
       <w:pPr>
-        <w:spacing w:before="60" w:after="20"/>
-        <w:rPr>
+        <w:spacing w:after="30" w:line="245" w:lineRule="auto"/>
+        <w:rPr>
+          <w:rFonts w:cs="Arial"/>
           <w:b/>
-          <w:sz w:val="19"/>
+          <w:sz w:val="24"/>
+          <w:szCs w:val="24"/>
         </w:rPr>
       </w:pPr>
     </w:p>
     <w:p>
       <w:pPr>
+        <w:spacing w:after="30" w:line="245" w:lineRule="auto"/>
+        <w:rPr>
+          <w:rFonts w:cs="Arial"/>
+          <w:b/>
+          <w:sz w:val="24"/>
+          <w:szCs w:val="24"/>
+        </w:rPr>
+      </w:pPr>
+    </w:p>
+    <w:p>
+      <w:pPr>
+        <w:spacing w:after="30" w:line="245" w:lineRule="auto"/>
+        <w:rPr>
+          <w:rFonts w:cs="Arial"/>
+          <w:b/>
+          <w:sz w:val="24"/>
+          <w:szCs w:val="24"/>
+        </w:rPr>
+      </w:pPr>
+    </w:p>
+    <w:p>
+      <w:pPr>
+        <w:spacing w:after="30" w:line="245" w:lineRule="auto"/>
+        <w:rPr>
+          <w:rFonts w:cs="Arial"/>
+          <w:b/>
+          <w:sz w:val="24"/>
+          <w:szCs w:val="24"/>
+        </w:rPr>
+      </w:pPr>
+    </w:p>
+    <w:p>
+      <w:pPr>
+        <w:spacing w:after="30" w:line="245" w:lineRule="auto"/>
+        <w:rPr>
+          <w:rFonts w:cs="Arial"/>
+          <w:b/>
+          <w:sz w:val="24"/>
+          <w:szCs w:val="24"/>
+        </w:rPr>
+      </w:pPr>
+    </w:p>
+    <w:p>
+      <w:pPr>
+        <w:spacing w:after="30" w:line="245" w:lineRule="auto"/>
+        <w:rPr>
+          <w:rFonts w:cs="Arial"/>
+          <w:b/>
+          <w:sz w:val="24"/>
+          <w:szCs w:val="24"/>
+        </w:rPr>
+      </w:pPr>
+    </w:p>
+    <w:p>
+      <w:pPr>
+        <w:spacing w:after="30" w:line="245" w:lineRule="auto"/>
+        <w:rPr>
+          <w:rFonts w:cs="Arial"/>
+          <w:b/>
+          <w:sz w:val="24"/>
+          <w:szCs w:val="24"/>
+        </w:rPr>
+      </w:pPr>
+    </w:p>
+    <w:p>
+      <w:pPr>
+        <w:spacing w:after="30" w:line="245" w:lineRule="auto"/>
+        <w:rPr>
+          <w:rFonts w:cs="Arial"/>
+          <w:b/>
+          <w:sz w:val="24"/>
+          <w:szCs w:val="24"/>
+        </w:rPr>
+      </w:pPr>
+    </w:p>
+    <w:p>
+      <w:pPr>
+        <w:spacing w:after="30" w:line="245" w:lineRule="auto"/>
+        <w:rPr>
+          <w:rFonts w:cs="Arial"/>
+          <w:b/>
+          <w:sz w:val="24"/>
+          <w:szCs w:val="24"/>
+        </w:rPr>
+      </w:pPr>
+    </w:p>
+    <w:p>
+      <w:pPr>
+        <w:spacing w:after="30" w:line="245" w:lineRule="auto"/>
+        <w:rPr>
+          <w:rFonts w:cs="Arial"/>
+          <w:b/>
+          <w:sz w:val="24"/>
+          <w:szCs w:val="24"/>
+        </w:rPr>
+      </w:pPr>
+    </w:p>
+    <w:p>
+      <w:pPr>
+        <w:spacing w:after="30" w:line="245" w:lineRule="auto"/>
+        <w:rPr>
+          <w:rFonts w:cs="Arial"/>
+          <w:b/>
+          <w:sz w:val="24"/>
+          <w:szCs w:val="24"/>
+        </w:rPr>
+      </w:pPr>
+    </w:p>
+    <w:p>
+      <w:pPr>
+        <w:spacing w:before="60" w:after="20"/>
+        <w:rPr>
+          <w:rFonts w:cs="Arial"/>
+          <w:b/>
+          <w:sz w:val="24"/>
+          <w:szCs w:val="24"/>
+        </w:rPr>
+      </w:pPr>
+    </w:p>
+    <w:p>
+      <w:pPr>
         <w:spacing w:after="0"/>
         <w:jc w:val="center"/>
         <w:rPr>
+          <w:rFonts w:cs="Arial"/>
           <w:b/>
           <w:sz w:val="24"/>
-        </w:rPr>
-      </w:pPr>
-      <w:r>
-        <w:rPr>
+          <w:szCs w:val="24"/>
+        </w:rPr>
+      </w:pPr>
+      <w:r>
+        <w:rPr>
+          <w:rFonts w:cs="Arial"/>
           <w:b/>
           <w:sz w:val="24"/>
-        </w:rPr>
-        <w:lastRenderedPageBreak/>
-        <w:t>Candidate Fellowship Directions from the Preliminary Finding</w:t>
+          <w:szCs w:val="24"/>
+        </w:rPr>
+        <w:t xml:space="preserve">Other </w:t>
+      </w:r>
+      <w:r>
+        <w:rPr>
+          <w:rFonts w:cs="Arial"/>
+          <w:b/>
+          <w:sz w:val="24"/>
+          <w:szCs w:val="24"/>
+        </w:rPr>
+        <w:t>Candidate Directions from th</w:t>
+      </w:r>
+      <w:r>
+        <w:rPr>
+          <w:rFonts w:cs="Arial"/>
+          <w:b/>
+          <w:sz w:val="24"/>
+          <w:szCs w:val="24"/>
+        </w:rPr>
+        <w:t xml:space="preserve">e </w:t>
+      </w:r>
+      <w:r>
+        <w:rPr>
+          <w:rFonts w:cs="Arial"/>
+          <w:b/>
+          <w:sz w:val="24"/>
+          <w:szCs w:val="24"/>
+        </w:rPr>
+        <w:t>Stress–Repair Imbalance</w:t>
+      </w:r>
+      <w:r>
+        <w:rPr>
+          <w:rFonts w:cs="Arial"/>
+          <w:b/>
+          <w:sz w:val="24"/>
+          <w:szCs w:val="24"/>
+        </w:rPr>
+        <w:t xml:space="preserve"> Finding</w:t>
       </w:r>
     </w:p>
     <w:p>
       <w:pPr>
         <w:spacing w:after="0"/>
         <w:rPr>
+          <w:rFonts w:cs="Arial"/>
           <w:b/>
           <w:sz w:val="24"/>
+          <w:szCs w:val="24"/>
         </w:rPr>
       </w:pPr>
     </w:p>
@@ -611,64 +1773,1668 @@
       <w:pPr>
         <w:spacing w:after="0"/>
         <w:rPr>
+          <w:rFonts w:cs="Arial"/>
           <w:b/>
           <w:sz w:val="24"/>
-        </w:rPr>
-      </w:pPr>
-      <w:r>
-        <w:rPr>
+          <w:szCs w:val="24"/>
+          <w:lang w:val="en-CA"/>
+        </w:rPr>
+      </w:pPr>
+      <w:r>
+        <w:rPr>
+          <w:rFonts w:cs="Arial"/>
           <w:b/>
           <w:sz w:val="24"/>
-        </w:rPr>
-        <w:t>Common root</w:t>
+          <w:szCs w:val="24"/>
+          <w:lang w:val="en-CA"/>
+        </w:rPr>
+        <w:t xml:space="preserve">Direction 2. </w:t>
+      </w:r>
+      <w:r>
+        <w:rPr>
+          <w:rFonts w:cs="Arial"/>
+          <w:b/>
+          <w:sz w:val="24"/>
+          <w:szCs w:val="24"/>
+          <w:lang w:val="en-CA"/>
+        </w:rPr>
+        <w:t>Link</w:t>
+      </w:r>
+      <w:r>
+        <w:rPr>
+          <w:rFonts w:cs="Arial"/>
+          <w:b/>
+          <w:sz w:val="24"/>
+          <w:szCs w:val="24"/>
+          <w:lang w:val="en-CA"/>
+        </w:rPr>
+        <w:t xml:space="preserve"> </w:t>
+      </w:r>
+      <w:r>
+        <w:rPr>
+          <w:rFonts w:cs="Arial"/>
+          <w:b/>
+          <w:sz w:val="24"/>
+          <w:szCs w:val="24"/>
+          <w:lang w:val="en-CA"/>
+        </w:rPr>
+        <w:t xml:space="preserve">stress–repair proteomic profile </w:t>
+      </w:r>
+      <w:r>
+        <w:rPr>
+          <w:rFonts w:cs="Arial"/>
+          <w:b/>
+          <w:sz w:val="24"/>
+          <w:szCs w:val="24"/>
+          <w:lang w:val="en-CA"/>
+        </w:rPr>
+        <w:t>to</w:t>
+      </w:r>
+      <w:r>
+        <w:rPr>
+          <w:rFonts w:cs="Arial"/>
+          <w:b/>
+          <w:sz w:val="24"/>
+          <w:szCs w:val="24"/>
+          <w:lang w:val="en-CA"/>
+        </w:rPr>
+        <w:t xml:space="preserve"> </w:t>
+      </w:r>
+      <w:r>
+        <w:rPr>
+          <w:rFonts w:cs="Arial"/>
+          <w:b/>
+          <w:sz w:val="24"/>
+          <w:szCs w:val="24"/>
+          <w:lang w:val="en-CA"/>
+        </w:rPr>
+        <w:t>imaging</w:t>
+      </w:r>
+      <w:r>
+        <w:rPr>
+          <w:rFonts w:cs="Arial"/>
+          <w:b/>
+          <w:sz w:val="24"/>
+          <w:szCs w:val="24"/>
+          <w:lang w:val="en-CA"/>
+        </w:rPr>
+        <w:t xml:space="preserve"> biomarkers </w:t>
       </w:r>
     </w:p>
     <w:p>
       <w:pPr>
         <w:spacing w:after="0"/>
         <w:rPr>
-          <w:sz w:val="18"/>
-        </w:rPr>
-      </w:pPr>
-      <w:r>
-        <w:rPr>
-          <w:sz w:val="18"/>
-        </w:rPr>
-        <w:t>Lower SIS3 is associated with the stress-repair plasma proteomic imbalance. This observation can support several fellowship directions depending on available datasets and mentor priorities</w:t>
-      </w:r>
-      <w:r>
-        <w:rPr>
-          <w:sz w:val="18"/>
-        </w:rPr>
-        <w:t>.</w:t>
-      </w:r>
+          <w:rFonts w:cs="Arial"/>
+          <w:b/>
+          <w:sz w:val="24"/>
+          <w:szCs w:val="24"/>
+          <w:lang w:val="en-CA"/>
+        </w:rPr>
+      </w:pPr>
     </w:p>
     <w:p>
       <w:pPr>
         <w:spacing w:after="0"/>
         <w:rPr>
-          <w:b/>
-          <w:sz w:val="24"/>
-        </w:rPr>
-      </w:pPr>
+          <w:rFonts w:cs="Arial"/>
+          <w:bCs/>
+          <w:sz w:val="24"/>
+          <w:szCs w:val="24"/>
+          <w:lang w:val="en-CA"/>
+        </w:rPr>
+      </w:pPr>
+      <w:r>
+        <w:rPr>
+          <w:rFonts w:cs="Arial"/>
+          <w:bCs/>
+          <w:sz w:val="24"/>
+          <w:szCs w:val="24"/>
+          <w:lang w:val="en-CA"/>
+        </w:rPr>
+        <w:t>A more translational extension would integrate proteomic profiles with imaging biomarkers and longitudinal clinical outcomes. This direction would test whether stress–repair proteomic changes appear before, alongside, or after imaging-visible brain changes such as neurovascular injury, white-matter injur</w:t>
+      </w:r>
+      <w:r>
+        <w:rPr>
+          <w:rFonts w:cs="Arial"/>
+          <w:bCs/>
+          <w:sz w:val="24"/>
+          <w:szCs w:val="24"/>
+          <w:lang w:val="en-CA"/>
+        </w:rPr>
+        <w:t>y,</w:t>
+      </w:r>
+      <w:r>
+        <w:t xml:space="preserve"> </w:t>
+      </w:r>
+      <w:r>
+        <w:rPr>
+          <w:rFonts w:cs="Arial"/>
+          <w:bCs/>
+          <w:sz w:val="24"/>
+          <w:szCs w:val="24"/>
+        </w:rPr>
+        <w:t>brain atrophy, or recurrent infarcts.</w:t>
+      </w:r>
     </w:p>
     <w:p>
       <w:pPr>
         <w:spacing w:after="0"/>
+        <w:rPr>
+          <w:rFonts w:cs="Arial"/>
+          <w:sz w:val="24"/>
+          <w:szCs w:val="24"/>
+        </w:rPr>
       </w:pPr>
     </w:p>
     <w:p>
       <w:pPr>
         <w:spacing w:before="60" w:after="20"/>
         <w:rPr>
+          <w:rFonts w:cs="Arial"/>
           <w:b/>
-          <w:sz w:val="19"/>
-        </w:rPr>
-      </w:pPr>
+          <w:sz w:val="24"/>
+          <w:szCs w:val="24"/>
+          <w:lang w:val="en-CA"/>
+        </w:rPr>
+      </w:pPr>
+      <w:r>
+        <w:rPr>
+          <w:rFonts w:cs="Arial"/>
+          <w:b/>
+          <w:sz w:val="24"/>
+          <w:szCs w:val="24"/>
+          <w:lang w:val="en-CA"/>
+        </w:rPr>
+        <w:t xml:space="preserve">Direction </w:t>
+      </w:r>
+      <w:r>
+        <w:rPr>
+          <w:rFonts w:cs="Arial"/>
+          <w:b/>
+          <w:sz w:val="24"/>
+          <w:szCs w:val="24"/>
+          <w:lang w:val="en-CA"/>
+        </w:rPr>
+        <w:t>3</w:t>
+      </w:r>
+      <w:r>
+        <w:rPr>
+          <w:rFonts w:cs="Arial"/>
+          <w:b/>
+          <w:sz w:val="24"/>
+          <w:szCs w:val="24"/>
+          <w:lang w:val="en-CA"/>
+        </w:rPr>
+        <w:t xml:space="preserve">. </w:t>
+      </w:r>
+      <w:r>
+        <w:rPr>
+          <w:rFonts w:cs="Arial"/>
+          <w:b/>
+          <w:sz w:val="24"/>
+          <w:szCs w:val="24"/>
+          <w:lang w:val="en-CA"/>
+        </w:rPr>
+        <w:t>Explore b</w:t>
+      </w:r>
+      <w:r>
+        <w:rPr>
+          <w:rFonts w:cs="Arial"/>
+          <w:b/>
+          <w:sz w:val="24"/>
+          <w:szCs w:val="24"/>
+          <w:lang w:val="en-CA"/>
+        </w:rPr>
+        <w:t xml:space="preserve">iological heterogeneity </w:t>
+      </w:r>
+      <w:r>
+        <w:rPr>
+          <w:rFonts w:cs="Arial"/>
+          <w:b/>
+          <w:sz w:val="24"/>
+          <w:szCs w:val="24"/>
+          <w:lang w:val="en-CA"/>
+        </w:rPr>
+        <w:t xml:space="preserve">among patients with </w:t>
+      </w:r>
+      <w:r>
+        <w:rPr>
+          <w:rFonts w:cs="Arial"/>
+          <w:b/>
+          <w:sz w:val="24"/>
+          <w:szCs w:val="24"/>
+          <w:lang w:val="en-CA"/>
+        </w:rPr>
+        <w:t>similar SIS emotion status</w:t>
+      </w:r>
     </w:p>
     <w:p>
       <w:pPr>
         <w:spacing w:before="60" w:after="20"/>
+        <w:rPr>
+          <w:rFonts w:cs="Arial"/>
+          <w:bCs/>
+          <w:sz w:val="24"/>
+          <w:szCs w:val="24"/>
+          <w:lang w:val="en-CA"/>
+        </w:rPr>
+      </w:pPr>
+      <w:r>
+        <w:rPr>
+          <w:rFonts w:cs="Arial"/>
+          <w:bCs/>
+          <w:sz w:val="24"/>
+          <w:szCs w:val="24"/>
+          <w:lang w:val="en-CA"/>
+        </w:rPr>
+        <w:t xml:space="preserve">This exploratory direction would focus on the </w:t>
+      </w:r>
+      <w:r>
+        <w:rPr>
+          <w:rFonts w:cs="Arial"/>
+          <w:bCs/>
+          <w:sz w:val="24"/>
+          <w:szCs w:val="24"/>
+          <w:lang w:val="en-CA"/>
+        </w:rPr>
+        <w:t xml:space="preserve">preliminary </w:t>
+      </w:r>
+      <w:r>
+        <w:rPr>
+          <w:rFonts w:cs="Arial"/>
+          <w:bCs/>
+          <w:sz w:val="24"/>
+          <w:szCs w:val="24"/>
+          <w:lang w:val="en-CA"/>
+        </w:rPr>
+        <w:t xml:space="preserve">observation that similar SIS3 values may arise from different </w:t>
+      </w:r>
+      <w:r>
+        <w:rPr>
+          <w:rFonts w:cs="Arial"/>
+          <w:bCs/>
+          <w:sz w:val="24"/>
+          <w:szCs w:val="24"/>
+          <w:lang w:val="en-CA"/>
+        </w:rPr>
+        <w:t xml:space="preserve">time window showing different </w:t>
+      </w:r>
+      <w:r>
+        <w:rPr>
+          <w:rFonts w:cs="Arial"/>
+          <w:bCs/>
+          <w:sz w:val="24"/>
+          <w:szCs w:val="24"/>
+        </w:rPr>
+        <w:t>s</w:t>
+      </w:r>
+      <w:r>
+        <w:rPr>
+          <w:rFonts w:cs="Arial"/>
+          <w:bCs/>
+          <w:sz w:val="24"/>
+          <w:szCs w:val="24"/>
+        </w:rPr>
+        <w:t>tress–</w:t>
+      </w:r>
+      <w:r>
+        <w:rPr>
+          <w:rFonts w:cs="Arial"/>
+          <w:bCs/>
+          <w:sz w:val="24"/>
+          <w:szCs w:val="24"/>
+        </w:rPr>
+        <w:t>r</w:t>
+      </w:r>
+      <w:r>
+        <w:rPr>
+          <w:rFonts w:cs="Arial"/>
+          <w:bCs/>
+          <w:sz w:val="24"/>
+          <w:szCs w:val="24"/>
+        </w:rPr>
+        <w:t xml:space="preserve">epair </w:t>
+      </w:r>
+      <w:r>
+        <w:rPr>
+          <w:rFonts w:cs="Arial"/>
+          <w:bCs/>
+          <w:sz w:val="24"/>
+          <w:szCs w:val="24"/>
+        </w:rPr>
+        <w:t>i</w:t>
+      </w:r>
+      <w:r>
+        <w:rPr>
+          <w:rFonts w:cs="Arial"/>
+          <w:bCs/>
+          <w:sz w:val="24"/>
+          <w:szCs w:val="24"/>
+        </w:rPr>
+        <w:t>mbalance</w:t>
+      </w:r>
+      <w:r>
+        <w:rPr>
+          <w:rFonts w:cs="Arial"/>
+          <w:bCs/>
+          <w:sz w:val="24"/>
+          <w:szCs w:val="24"/>
+        </w:rPr>
+        <w:t xml:space="preserve"> status</w:t>
+      </w:r>
+      <w:r>
+        <w:rPr>
+          <w:rFonts w:cs="Arial"/>
+          <w:bCs/>
+          <w:sz w:val="24"/>
+          <w:szCs w:val="24"/>
+          <w:lang w:val="en-CA"/>
+        </w:rPr>
+        <w:t>. The project would test whether lower-SIS3 patients represent multiple biological subgroups, such as stress-dominant, repair-deficient, immune/coagulation-dominant, or neurovascular-remodeling-deficient patterns.</w:t>
+      </w:r>
+    </w:p>
+    <w:p>
+      <w:pPr>
+        <w:spacing w:before="60" w:after="20"/>
+        <w:rPr>
+          <w:rFonts w:cs="Arial"/>
+          <w:sz w:val="24"/>
+          <w:szCs w:val="24"/>
+        </w:rPr>
+      </w:pPr>
+    </w:p>
+    <w:p>
+      <w:pPr>
+        <w:spacing w:after="30" w:line="245" w:lineRule="auto"/>
+        <w:rPr>
+          <w:rFonts w:cs="Arial"/>
+          <w:b/>
+          <w:sz w:val="24"/>
+          <w:szCs w:val="24"/>
+          <w:lang w:val="en-CA"/>
+        </w:rPr>
+      </w:pPr>
+    </w:p>
+    <w:p>
+      <w:pPr>
+        <w:spacing w:after="30" w:line="245" w:lineRule="auto"/>
+        <w:rPr>
+          <w:rFonts w:cs="Arial"/>
+          <w:b/>
+          <w:sz w:val="24"/>
+          <w:szCs w:val="24"/>
+        </w:rPr>
+      </w:pPr>
+    </w:p>
+    <w:p>
+      <w:pPr>
+        <w:spacing w:after="30" w:line="245" w:lineRule="auto"/>
+        <w:rPr>
+          <w:rFonts w:cs="Arial"/>
+          <w:b/>
+          <w:sz w:val="24"/>
+          <w:szCs w:val="24"/>
+        </w:rPr>
+      </w:pPr>
+    </w:p>
+    <w:p>
+      <w:pPr>
+        <w:spacing w:after="30" w:line="245" w:lineRule="auto"/>
+        <w:rPr>
+          <w:rFonts w:cs="Arial"/>
+          <w:b/>
+          <w:sz w:val="24"/>
+          <w:szCs w:val="24"/>
+        </w:rPr>
+      </w:pPr>
+    </w:p>
+    <w:p>
+      <w:pPr>
+        <w:spacing w:after="30" w:line="245" w:lineRule="auto"/>
+        <w:rPr>
+          <w:rFonts w:cs="Arial"/>
+          <w:b/>
+          <w:sz w:val="24"/>
+          <w:szCs w:val="24"/>
+        </w:rPr>
+      </w:pPr>
+    </w:p>
+    <w:p>
+      <w:pPr>
+        <w:spacing w:after="30" w:line="245" w:lineRule="auto"/>
+        <w:rPr>
+          <w:rFonts w:cs="Arial"/>
+          <w:b/>
+          <w:sz w:val="24"/>
+          <w:szCs w:val="24"/>
+        </w:rPr>
+      </w:pPr>
+    </w:p>
+    <w:p>
+      <w:pPr>
+        <w:spacing w:after="30" w:line="245" w:lineRule="auto"/>
+        <w:rPr>
+          <w:rFonts w:cs="Arial"/>
+          <w:b/>
+          <w:sz w:val="24"/>
+          <w:szCs w:val="24"/>
+        </w:rPr>
+      </w:pPr>
+    </w:p>
+    <w:p>
+      <w:pPr>
+        <w:spacing w:after="30" w:line="245" w:lineRule="auto"/>
+        <w:rPr>
+          <w:rFonts w:cs="Arial"/>
+          <w:b/>
+          <w:sz w:val="24"/>
+          <w:szCs w:val="24"/>
+        </w:rPr>
+      </w:pPr>
+    </w:p>
+    <w:p>
+      <w:pPr>
+        <w:spacing w:after="30" w:line="245" w:lineRule="auto"/>
+        <w:rPr>
+          <w:rFonts w:cs="Arial"/>
+          <w:b/>
+          <w:sz w:val="24"/>
+          <w:szCs w:val="24"/>
+        </w:rPr>
+      </w:pPr>
+    </w:p>
+    <w:p>
+      <w:pPr>
+        <w:spacing w:after="30" w:line="245" w:lineRule="auto"/>
+        <w:rPr>
+          <w:rFonts w:cs="Arial"/>
+          <w:b/>
+          <w:sz w:val="24"/>
+          <w:szCs w:val="24"/>
+        </w:rPr>
+      </w:pPr>
+    </w:p>
+    <w:p>
+      <w:pPr>
+        <w:spacing w:after="30" w:line="245" w:lineRule="auto"/>
+        <w:rPr>
+          <w:rFonts w:cs="Arial"/>
+          <w:b/>
+          <w:sz w:val="24"/>
+          <w:szCs w:val="24"/>
+        </w:rPr>
+      </w:pPr>
+    </w:p>
+    <w:p>
+      <w:pPr>
+        <w:spacing w:after="30" w:line="245" w:lineRule="auto"/>
+        <w:rPr>
+          <w:rFonts w:cs="Arial"/>
+          <w:b/>
+          <w:sz w:val="24"/>
+          <w:szCs w:val="24"/>
+        </w:rPr>
+      </w:pPr>
+    </w:p>
+    <w:p>
+      <w:pPr>
+        <w:spacing w:after="30" w:line="245" w:lineRule="auto"/>
+        <w:rPr>
+          <w:rFonts w:cs="Arial"/>
+          <w:b/>
+          <w:sz w:val="24"/>
+          <w:szCs w:val="24"/>
+        </w:rPr>
+      </w:pPr>
+    </w:p>
+    <w:p>
+      <w:pPr>
+        <w:spacing w:after="30" w:line="245" w:lineRule="auto"/>
+        <w:rPr>
+          <w:rFonts w:cs="Arial"/>
+          <w:b/>
+          <w:sz w:val="24"/>
+          <w:szCs w:val="24"/>
+        </w:rPr>
+      </w:pPr>
+    </w:p>
+    <w:p>
+      <w:pPr>
+        <w:spacing w:after="30" w:line="245" w:lineRule="auto"/>
+        <w:rPr>
+          <w:rFonts w:cs="Arial"/>
+          <w:b/>
+          <w:sz w:val="24"/>
+          <w:szCs w:val="24"/>
+        </w:rPr>
+      </w:pPr>
+    </w:p>
+    <w:p>
+      <w:pPr>
+        <w:spacing w:after="30" w:line="245" w:lineRule="auto"/>
+        <w:rPr>
+          <w:rFonts w:cs="Arial"/>
+          <w:b/>
+          <w:sz w:val="24"/>
+          <w:szCs w:val="24"/>
+        </w:rPr>
+      </w:pPr>
+    </w:p>
+    <w:p>
+      <w:pPr>
+        <w:spacing w:after="30" w:line="245" w:lineRule="auto"/>
+        <w:rPr>
+          <w:rFonts w:cs="Arial"/>
+          <w:b/>
+          <w:sz w:val="24"/>
+          <w:szCs w:val="24"/>
+        </w:rPr>
+      </w:pPr>
+    </w:p>
+    <w:p>
+      <w:pPr>
+        <w:spacing w:after="30" w:line="245" w:lineRule="auto"/>
+        <w:rPr>
+          <w:rFonts w:cs="Arial"/>
+          <w:b/>
+          <w:sz w:val="24"/>
+          <w:szCs w:val="24"/>
+        </w:rPr>
+      </w:pPr>
+    </w:p>
+    <w:p>
+      <w:pPr>
+        <w:spacing w:after="30" w:line="245" w:lineRule="auto"/>
+        <w:rPr>
+          <w:rFonts w:cs="Arial"/>
+          <w:b/>
+          <w:sz w:val="24"/>
+          <w:szCs w:val="24"/>
+        </w:rPr>
+      </w:pPr>
+    </w:p>
+    <w:p>
+      <w:pPr>
+        <w:spacing w:after="30" w:line="245" w:lineRule="auto"/>
+        <w:rPr>
+          <w:rFonts w:cs="Arial"/>
+          <w:b/>
+          <w:sz w:val="24"/>
+          <w:szCs w:val="24"/>
+        </w:rPr>
+      </w:pPr>
+    </w:p>
+    <w:p>
+      <w:pPr>
+        <w:spacing w:after="30" w:line="245" w:lineRule="auto"/>
+        <w:rPr>
+          <w:rFonts w:cs="Arial"/>
+          <w:b/>
+          <w:sz w:val="24"/>
+          <w:szCs w:val="24"/>
+        </w:rPr>
+      </w:pPr>
+    </w:p>
+    <w:p>
+      <w:pPr>
+        <w:spacing w:after="30" w:line="245" w:lineRule="auto"/>
+        <w:rPr>
+          <w:rFonts w:cs="Arial"/>
+          <w:b/>
+          <w:sz w:val="24"/>
+          <w:szCs w:val="24"/>
+        </w:rPr>
+      </w:pPr>
+    </w:p>
+    <w:p>
+      <w:pPr>
+        <w:spacing w:after="30" w:line="245" w:lineRule="auto"/>
+        <w:rPr>
+          <w:rFonts w:cs="Arial"/>
+          <w:b/>
+          <w:sz w:val="24"/>
+          <w:szCs w:val="24"/>
+        </w:rPr>
+      </w:pPr>
+    </w:p>
+    <w:p>
+      <w:pPr>
+        <w:spacing w:after="30" w:line="245" w:lineRule="auto"/>
+        <w:rPr>
+          <w:rFonts w:cs="Arial"/>
+          <w:b/>
+          <w:sz w:val="24"/>
+          <w:szCs w:val="24"/>
+        </w:rPr>
+      </w:pPr>
+    </w:p>
+    <w:p>
+      <w:pPr>
+        <w:spacing w:after="30" w:line="245" w:lineRule="auto"/>
+        <w:rPr>
+          <w:rFonts w:cs="Arial"/>
+          <w:b/>
+          <w:sz w:val="24"/>
+          <w:szCs w:val="24"/>
+        </w:rPr>
+      </w:pPr>
+    </w:p>
+    <w:p>
+      <w:pPr>
+        <w:spacing w:after="30" w:line="245" w:lineRule="auto"/>
+        <w:rPr>
+          <w:rFonts w:cs="Arial"/>
+          <w:b/>
+          <w:sz w:val="24"/>
+          <w:szCs w:val="24"/>
+        </w:rPr>
+      </w:pPr>
+    </w:p>
+    <w:p>
+      <w:pPr>
+        <w:spacing w:after="30" w:line="245" w:lineRule="auto"/>
+        <w:rPr>
+          <w:rFonts w:cs="Arial"/>
+          <w:b/>
+          <w:sz w:val="24"/>
+          <w:szCs w:val="24"/>
+        </w:rPr>
+      </w:pPr>
+    </w:p>
+    <w:p>
+      <w:pPr>
+        <w:spacing w:after="30" w:line="245" w:lineRule="auto"/>
+        <w:rPr>
+          <w:rFonts w:cs="Arial"/>
+          <w:b/>
+          <w:sz w:val="24"/>
+          <w:szCs w:val="24"/>
+        </w:rPr>
+      </w:pPr>
+    </w:p>
+    <w:p>
+      <w:pPr>
+        <w:spacing w:after="30" w:line="245" w:lineRule="auto"/>
+        <w:rPr>
+          <w:rFonts w:cs="Arial"/>
+          <w:b/>
+          <w:sz w:val="24"/>
+          <w:szCs w:val="24"/>
+        </w:rPr>
+      </w:pPr>
+    </w:p>
+    <w:p>
+      <w:pPr>
+        <w:spacing w:after="30" w:line="245" w:lineRule="auto"/>
+        <w:rPr>
+          <w:rFonts w:cs="Arial"/>
+          <w:b/>
+          <w:sz w:val="24"/>
+          <w:szCs w:val="24"/>
+        </w:rPr>
+      </w:pPr>
+      <w:r>
+        <w:rPr>
+          <w:rFonts w:cs="Arial"/>
+          <w:b/>
+          <w:sz w:val="24"/>
+          <w:szCs w:val="24"/>
+        </w:rPr>
+        <w:lastRenderedPageBreak/>
+        <w:t xml:space="preserve">Direction 1 </w:t>
+      </w:r>
+      <w:r>
+        <w:rPr>
+          <w:rFonts w:cs="Arial"/>
+          <w:b/>
+          <w:sz w:val="24"/>
+          <w:szCs w:val="24"/>
+        </w:rPr>
+        <w:t>Research plans</w:t>
+      </w:r>
+    </w:p>
+    <w:p>
+      <w:pPr>
+        <w:spacing w:after="30" w:line="245" w:lineRule="auto"/>
+        <w:rPr>
+          <w:rFonts w:cs="Arial"/>
+          <w:b/>
+          <w:sz w:val="24"/>
+          <w:szCs w:val="24"/>
+        </w:rPr>
+      </w:pPr>
+      <w:r>
+        <w:rPr>
+          <w:rFonts w:cs="Arial"/>
+          <w:b/>
+          <w:sz w:val="24"/>
+          <w:szCs w:val="24"/>
+        </w:rPr>
+        <w:t>Aim 1. Define stress–repair plasma proteomic imbalance associated with SIS emotion status after stroke.</w:t>
+      </w:r>
+    </w:p>
+    <w:p>
+      <w:pPr>
+        <w:spacing w:after="30" w:line="245" w:lineRule="auto"/>
+        <w:rPr>
+          <w:rFonts w:cs="Arial"/>
+          <w:bCs/>
+          <w:sz w:val="24"/>
+          <w:szCs w:val="24"/>
+          <w:lang w:val="en-CA"/>
+        </w:rPr>
+      </w:pPr>
+      <w:r>
+        <w:rPr>
+          <w:rFonts w:cs="Arial"/>
+          <w:b/>
+          <w:bCs/>
+          <w:sz w:val="24"/>
+          <w:szCs w:val="24"/>
+          <w:lang w:val="en-CA"/>
+        </w:rPr>
+        <w:t>Rationale</w:t>
+      </w:r>
+      <w:r>
+        <w:rPr>
+          <w:rFonts w:cs="Arial"/>
+          <w:bCs/>
+          <w:sz w:val="24"/>
+          <w:szCs w:val="24"/>
+          <w:lang w:val="en-CA"/>
+        </w:rPr>
+        <w:br/>
+        <w:t>Our preliminary cross-sectional analysis suggests that lower SIS3 is associated with a</w:t>
+      </w:r>
+      <w:r>
+        <w:rPr>
+          <w:rFonts w:cs="Arial"/>
+          <w:bCs/>
+          <w:sz w:val="24"/>
+          <w:szCs w:val="24"/>
+          <w:lang w:val="en-CA"/>
+        </w:rPr>
+        <w:t>n</w:t>
+      </w:r>
+      <w:r>
+        <w:rPr>
+          <w:rFonts w:cs="Arial"/>
+          <w:bCs/>
+          <w:sz w:val="24"/>
+          <w:szCs w:val="24"/>
+          <w:lang w:val="en-CA"/>
+        </w:rPr>
+        <w:t xml:space="preserve"> imbalance between increased stress-response activation and reduced repair/neurovascular-remodeling profiles. Defining this imbalance is the first step toward developing a </w:t>
+      </w:r>
+      <w:r>
+        <w:rPr>
+          <w:rFonts w:cs="Arial"/>
+          <w:sz w:val="24"/>
+          <w:szCs w:val="24"/>
+        </w:rPr>
+        <w:t xml:space="preserve">framework that links plasma biomarker profiles with clinical </w:t>
+      </w:r>
+      <w:r>
+        <w:rPr>
+          <w:rFonts w:cs="Arial"/>
+          <w:sz w:val="24"/>
+          <w:szCs w:val="24"/>
+        </w:rPr>
+        <w:t>trajectories and</w:t>
+      </w:r>
+      <w:r>
+        <w:rPr>
+          <w:rFonts w:cs="Arial"/>
+          <w:sz w:val="24"/>
+          <w:szCs w:val="24"/>
+        </w:rPr>
+        <w:t xml:space="preserve"> eventually imaging markers</w:t>
+      </w:r>
+      <w:r>
+        <w:rPr>
+          <w:rFonts w:cs="Arial"/>
+          <w:sz w:val="24"/>
+          <w:szCs w:val="24"/>
+        </w:rPr>
+        <w:t>.</w:t>
+      </w:r>
+    </w:p>
+    <w:p>
+      <w:pPr>
+        <w:spacing w:after="30" w:line="245" w:lineRule="auto"/>
+        <w:rPr>
+          <w:rFonts w:cs="Arial"/>
+          <w:bCs/>
+          <w:sz w:val="24"/>
+          <w:szCs w:val="24"/>
+          <w:lang w:val="en-CA"/>
+        </w:rPr>
+      </w:pPr>
+      <w:r>
+        <w:rPr>
+          <w:rFonts w:cs="Arial"/>
+          <w:b/>
+          <w:bCs/>
+          <w:sz w:val="24"/>
+          <w:szCs w:val="24"/>
+          <w:lang w:val="en-CA"/>
+        </w:rPr>
+        <w:t>Methods</w:t>
+      </w:r>
+      <w:r>
+        <w:rPr>
+          <w:rFonts w:cs="Arial"/>
+          <w:bCs/>
+          <w:sz w:val="24"/>
+          <w:szCs w:val="24"/>
+          <w:lang w:val="en-CA"/>
+        </w:rPr>
+        <w:br/>
+        <w:t>We will use clinical</w:t>
+      </w:r>
+      <w:r>
+        <w:rPr>
+          <w:rFonts w:cs="Arial"/>
+          <w:bCs/>
+          <w:sz w:val="24"/>
+          <w:szCs w:val="24"/>
+          <w:lang w:val="en-CA"/>
+        </w:rPr>
+        <w:t xml:space="preserve"> follow-up</w:t>
+      </w:r>
+      <w:r>
+        <w:rPr>
+          <w:rFonts w:cs="Arial"/>
+          <w:bCs/>
+          <w:sz w:val="24"/>
+          <w:szCs w:val="24"/>
+          <w:lang w:val="en-CA"/>
+        </w:rPr>
+        <w:t xml:space="preserve"> data, SIS3 emotion scores, and plasma </w:t>
+      </w:r>
+      <w:proofErr w:type="spellStart"/>
+      <w:r>
+        <w:rPr>
+          <w:rFonts w:cs="Arial"/>
+          <w:bCs/>
+          <w:sz w:val="24"/>
+          <w:szCs w:val="24"/>
+          <w:lang w:val="en-CA"/>
+        </w:rPr>
+        <w:t>Olink</w:t>
+      </w:r>
+      <w:proofErr w:type="spellEnd"/>
+      <w:r>
+        <w:rPr>
+          <w:rFonts w:cs="Arial"/>
+          <w:bCs/>
+          <w:sz w:val="24"/>
+          <w:szCs w:val="24"/>
+          <w:lang w:val="en-CA"/>
+        </w:rPr>
+        <w:t xml:space="preserve"> NPX protein measurements. Low-detection proteins will be removed, retained proteins will be </w:t>
+      </w:r>
+      <w:r>
+        <w:rPr>
+          <w:rFonts w:cs="Arial"/>
+          <w:bCs/>
+          <w:sz w:val="24"/>
+          <w:szCs w:val="24"/>
+          <w:lang w:val="en-CA"/>
+        </w:rPr>
+        <w:t>standardized</w:t>
+      </w:r>
+      <w:r>
+        <w:rPr>
+          <w:rFonts w:cs="Arial"/>
+          <w:bCs/>
+          <w:sz w:val="24"/>
+          <w:szCs w:val="24"/>
+          <w:lang w:val="en-CA"/>
+        </w:rPr>
+        <w:t xml:space="preserve"> across patients, and literature-aligned biological module </w:t>
+      </w:r>
+      <w:r>
+        <w:rPr>
+          <w:rFonts w:cs="Arial"/>
+          <w:bCs/>
+          <w:sz w:val="24"/>
+          <w:szCs w:val="24"/>
+          <w:lang w:val="en-CA"/>
+        </w:rPr>
+        <w:t>values</w:t>
+      </w:r>
+      <w:r>
+        <w:rPr>
+          <w:rFonts w:cs="Arial"/>
+          <w:bCs/>
+          <w:sz w:val="24"/>
+          <w:szCs w:val="24"/>
+          <w:lang w:val="en-CA"/>
+        </w:rPr>
+        <w:t xml:space="preserve"> will be calculated with protein assignment. Stress-response and repair/neurovascular-remodeling module values will be combined to derive a stress–repair imbalance score.</w:t>
+      </w:r>
+    </w:p>
+    <w:p>
+      <w:pPr>
+        <w:spacing w:after="30" w:line="245" w:lineRule="auto"/>
+        <w:rPr>
+          <w:rFonts w:cs="Arial"/>
+          <w:bCs/>
+          <w:sz w:val="24"/>
+          <w:szCs w:val="24"/>
+          <w:lang w:val="en-CA"/>
+        </w:rPr>
+      </w:pPr>
+      <w:r>
+        <w:rPr>
+          <w:rFonts w:cs="Arial"/>
+          <w:b/>
+          <w:bCs/>
+          <w:sz w:val="24"/>
+          <w:szCs w:val="24"/>
+          <w:lang w:val="en-CA"/>
+        </w:rPr>
+        <w:t>Statistical analysis</w:t>
+      </w:r>
+      <w:r>
+        <w:rPr>
+          <w:rFonts w:cs="Arial"/>
+          <w:bCs/>
+          <w:sz w:val="24"/>
+          <w:szCs w:val="24"/>
+          <w:lang w:val="en-CA"/>
+        </w:rPr>
+        <w:br/>
+        <w:t>We will compare stress-response, repair/neurovascular-remodeling, and stress–repair imbalance profiles between lower- and higher-SIS3 patients</w:t>
+      </w:r>
+      <w:r>
+        <w:rPr>
+          <w:rFonts w:cs="Arial"/>
+          <w:bCs/>
+          <w:sz w:val="24"/>
+          <w:szCs w:val="24"/>
+          <w:lang w:val="en-CA"/>
+        </w:rPr>
+        <w:t xml:space="preserve"> (SIS3 threshold 63)</w:t>
+      </w:r>
+      <w:r>
+        <w:rPr>
+          <w:rFonts w:cs="Arial"/>
+          <w:bCs/>
+          <w:sz w:val="24"/>
+          <w:szCs w:val="24"/>
+          <w:lang w:val="en-CA"/>
+        </w:rPr>
+        <w:t xml:space="preserve">. Analyses will focus on </w:t>
+      </w:r>
+      <w:r>
+        <w:rPr>
+          <w:rFonts w:cs="Arial"/>
+          <w:bCs/>
+          <w:sz w:val="24"/>
+          <w:szCs w:val="24"/>
+          <w:lang w:val="en-CA"/>
+        </w:rPr>
+        <w:t>P-value</w:t>
+      </w:r>
+      <w:r>
+        <w:rPr>
+          <w:rFonts w:cs="Arial"/>
+          <w:bCs/>
+          <w:sz w:val="24"/>
+          <w:szCs w:val="24"/>
+          <w:lang w:val="en-CA"/>
+        </w:rPr>
+        <w:t>, 95% confidence intervals.</w:t>
+      </w:r>
+    </w:p>
+    <w:p>
+      <w:pPr>
+        <w:spacing w:after="30" w:line="245" w:lineRule="auto"/>
+        <w:rPr>
+          <w:rFonts w:cs="Arial"/>
+          <w:bCs/>
+          <w:sz w:val="24"/>
+          <w:szCs w:val="24"/>
+          <w:lang w:val="en-CA"/>
+        </w:rPr>
+      </w:pPr>
+      <w:r>
+        <w:rPr>
+          <w:rFonts w:cs="Arial"/>
+          <w:b/>
+          <w:bCs/>
+          <w:sz w:val="24"/>
+          <w:szCs w:val="24"/>
+          <w:lang w:val="en-CA"/>
+        </w:rPr>
+        <w:t>Anticipated outcomes</w:t>
+      </w:r>
+      <w:r>
+        <w:rPr>
+          <w:rFonts w:cs="Arial"/>
+          <w:bCs/>
+          <w:sz w:val="24"/>
+          <w:szCs w:val="24"/>
+          <w:lang w:val="en-CA"/>
+        </w:rPr>
+        <w:br/>
+        <w:t>We expect lower-SIS3 patients to show greater stress–repair imbalance than higher-SIS3 patients, and we expect the derived imbalance profile to provide a clearer biological readout than either stress-response or repair/remodeling profiles alone.</w:t>
+      </w:r>
+    </w:p>
+    <w:p>
+      <w:pPr>
+        <w:spacing w:after="30" w:line="245" w:lineRule="auto"/>
+        <w:rPr>
+          <w:rFonts w:cs="Arial"/>
+          <w:bCs/>
+          <w:sz w:val="24"/>
+          <w:szCs w:val="24"/>
+          <w:lang w:val="en-CA"/>
+        </w:rPr>
+      </w:pPr>
+      <w:r>
+        <w:rPr>
+          <w:rFonts w:cs="Arial"/>
+          <w:b/>
+          <w:bCs/>
+          <w:sz w:val="24"/>
+          <w:szCs w:val="24"/>
+          <w:lang w:val="en-CA"/>
+        </w:rPr>
+        <w:t>Pitfalls</w:t>
+      </w:r>
+      <w:r>
+        <w:rPr>
+          <w:rFonts w:cs="Arial"/>
+          <w:b/>
+          <w:bCs/>
+          <w:sz w:val="24"/>
+          <w:szCs w:val="24"/>
+          <w:lang w:val="en-CA"/>
+        </w:rPr>
+        <w:t xml:space="preserve"> and alternatives</w:t>
+      </w:r>
+      <w:r>
+        <w:rPr>
+          <w:rFonts w:cs="Arial"/>
+          <w:bCs/>
+          <w:sz w:val="24"/>
+          <w:szCs w:val="24"/>
+          <w:lang w:val="en-CA"/>
+        </w:rPr>
+        <w:br/>
+        <w:t xml:space="preserve">If the imbalance profile is not stronger than the individual component profiles, we </w:t>
+      </w:r>
+      <w:r>
+        <w:rPr>
+          <w:rFonts w:cs="Arial"/>
+          <w:bCs/>
+          <w:sz w:val="24"/>
+          <w:szCs w:val="24"/>
+          <w:lang w:val="en-CA"/>
+        </w:rPr>
+        <w:t>stratify patients with different SIS3 threshold or adjusting combined</w:t>
+      </w:r>
+      <w:r>
+        <w:rPr>
+          <w:rFonts w:cs="Arial"/>
+          <w:bCs/>
+          <w:sz w:val="24"/>
+          <w:szCs w:val="24"/>
+          <w:lang w:val="en-CA"/>
+        </w:rPr>
+        <w:t xml:space="preserve"> biological modules</w:t>
+      </w:r>
+      <w:r>
+        <w:rPr>
+          <w:rFonts w:cs="Arial"/>
+          <w:bCs/>
+          <w:sz w:val="24"/>
+          <w:szCs w:val="24"/>
+          <w:lang w:val="en-CA"/>
+        </w:rPr>
+        <w:t xml:space="preserve"> </w:t>
+      </w:r>
+      <w:r>
+        <w:rPr>
+          <w:rFonts w:cs="Arial"/>
+          <w:bCs/>
+          <w:sz w:val="24"/>
+          <w:szCs w:val="24"/>
+          <w:lang w:val="en-CA"/>
+        </w:rPr>
+        <w:t>better capture SIS emotion status.</w:t>
+      </w:r>
+      <w:r>
+        <w:rPr>
+          <w:rFonts w:cs="Arial"/>
+          <w:bCs/>
+          <w:sz w:val="24"/>
+          <w:szCs w:val="24"/>
+          <w:lang w:val="en-CA"/>
+        </w:rPr>
+        <w:t xml:space="preserve"> </w:t>
+      </w:r>
+    </w:p>
+    <w:p>
+      <w:pPr>
+        <w:spacing w:after="30" w:line="245" w:lineRule="auto"/>
+        <w:rPr>
+          <w:rFonts w:cs="Arial"/>
+          <w:bCs/>
+          <w:sz w:val="24"/>
+          <w:szCs w:val="24"/>
+          <w:lang w:val="en-CA"/>
+        </w:rPr>
+      </w:pPr>
+    </w:p>
+    <w:p>
+      <w:pPr>
+        <w:spacing w:after="30" w:line="245" w:lineRule="auto"/>
+        <w:rPr>
+          <w:rFonts w:cs="Arial"/>
+          <w:b/>
+          <w:sz w:val="24"/>
+          <w:szCs w:val="24"/>
+        </w:rPr>
+      </w:pPr>
+      <w:r>
+        <w:rPr>
+          <w:rFonts w:cs="Arial"/>
+          <w:b/>
+          <w:sz w:val="24"/>
+          <w:szCs w:val="24"/>
+        </w:rPr>
+        <w:t>Aim 2. Test whether cross-sectional time-dependent stress–repair patterns reflect within-patient SIS emotion trajectories after stroke.</w:t>
+      </w:r>
+    </w:p>
+    <w:p>
+      <w:pPr>
+        <w:spacing w:after="30" w:line="245" w:lineRule="auto"/>
+        <w:rPr>
+          <w:rFonts w:cs="Arial"/>
+          <w:bCs/>
+          <w:sz w:val="24"/>
+          <w:szCs w:val="24"/>
+          <w:lang w:val="en-CA"/>
+        </w:rPr>
+      </w:pPr>
+      <w:r>
+        <w:rPr>
+          <w:rFonts w:cs="Arial"/>
+          <w:b/>
+          <w:bCs/>
+          <w:sz w:val="24"/>
+          <w:szCs w:val="24"/>
+          <w:lang w:val="en-CA"/>
+        </w:rPr>
+        <w:t>Rationale</w:t>
+      </w:r>
+      <w:r>
+        <w:rPr>
+          <w:rFonts w:cs="Arial"/>
+          <w:bCs/>
+          <w:sz w:val="24"/>
+          <w:szCs w:val="24"/>
+          <w:lang w:val="en-CA"/>
+        </w:rPr>
+        <w:br/>
+        <w:t xml:space="preserve">The </w:t>
+      </w:r>
+      <w:r>
+        <w:rPr>
+          <w:rFonts w:cs="Arial"/>
+          <w:bCs/>
+          <w:sz w:val="24"/>
+          <w:szCs w:val="24"/>
+          <w:lang w:val="en-CA"/>
+        </w:rPr>
+        <w:t>preliminary</w:t>
+      </w:r>
+      <w:r>
+        <w:rPr>
+          <w:rFonts w:cs="Arial"/>
+          <w:bCs/>
+          <w:sz w:val="24"/>
+          <w:szCs w:val="24"/>
+          <w:lang w:val="en-CA"/>
+        </w:rPr>
+        <w:t xml:space="preserve"> analysis </w:t>
+      </w:r>
+      <w:r>
+        <w:rPr>
+          <w:rFonts w:cs="Arial"/>
+          <w:bCs/>
+          <w:sz w:val="24"/>
+          <w:szCs w:val="24"/>
+          <w:lang w:val="en-CA"/>
+        </w:rPr>
+        <w:t>showed</w:t>
+      </w:r>
+      <w:r>
+        <w:rPr>
+          <w:rFonts w:cs="Arial"/>
+          <w:bCs/>
+          <w:sz w:val="24"/>
+          <w:szCs w:val="24"/>
+          <w:lang w:val="en-CA"/>
+        </w:rPr>
+        <w:t xml:space="preserve"> that stress–repair imbalance may vary by time since stroke, especially among lower-SIS3 patients. However, cross-sectional time patterns do not prove within-patient biological progression. Longitudinal follow-up is needed to </w:t>
+      </w:r>
+      <w:r>
+        <w:rPr>
+          <w:rFonts w:cs="Arial"/>
+          <w:bCs/>
+          <w:sz w:val="24"/>
+          <w:szCs w:val="24"/>
+          <w:lang w:val="en-CA"/>
+        </w:rPr>
+        <w:t>validate</w:t>
+      </w:r>
+      <w:r>
+        <w:rPr>
+          <w:rFonts w:cs="Arial"/>
+          <w:bCs/>
+          <w:sz w:val="24"/>
+          <w:szCs w:val="24"/>
+          <w:lang w:val="en-CA"/>
+        </w:rPr>
+        <w:t xml:space="preserve"> whether these patterns correspond to SIS emotion trajectories within the same patients.</w:t>
+      </w:r>
+    </w:p>
+    <w:p>
+      <w:pPr>
+        <w:spacing w:after="30" w:line="245" w:lineRule="auto"/>
+        <w:rPr>
+          <w:rFonts w:cs="Arial"/>
+          <w:bCs/>
+          <w:sz w:val="24"/>
+          <w:szCs w:val="24"/>
+          <w:lang w:val="en-CA"/>
+        </w:rPr>
+      </w:pPr>
+      <w:r>
+        <w:rPr>
+          <w:rFonts w:cs="Arial"/>
+          <w:b/>
+          <w:bCs/>
+          <w:sz w:val="24"/>
+          <w:szCs w:val="24"/>
+          <w:lang w:val="en-CA"/>
+        </w:rPr>
+        <w:t>Methods</w:t>
+      </w:r>
+      <w:r>
+        <w:rPr>
+          <w:rFonts w:cs="Arial"/>
+          <w:bCs/>
+          <w:sz w:val="24"/>
+          <w:szCs w:val="24"/>
+          <w:lang w:val="en-CA"/>
+        </w:rPr>
+        <w:br/>
+        <w:t>We will first use cross-sectional time-stratified data to characterize stress–repair imbalance across post-stroke time windows and SIS emotion status. We will then use longitudinal clinical follow-up, and repeated proteomic measurements to test whether these cross-sectional patterns correspond to within-patient changes in SIS emotion status over time.</w:t>
+      </w:r>
+    </w:p>
+    <w:p>
+      <w:pPr>
+        <w:spacing w:after="30" w:line="245" w:lineRule="auto"/>
+        <w:rPr>
+          <w:rFonts w:cs="Arial"/>
+          <w:bCs/>
+          <w:sz w:val="24"/>
+          <w:szCs w:val="24"/>
+          <w:lang w:val="en-CA"/>
+        </w:rPr>
+      </w:pPr>
+      <w:r>
+        <w:rPr>
+          <w:rFonts w:cs="Arial"/>
+          <w:b/>
+          <w:bCs/>
+          <w:sz w:val="24"/>
+          <w:szCs w:val="24"/>
+          <w:lang w:val="en-CA"/>
+        </w:rPr>
+        <w:t>Statistical analysis</w:t>
+      </w:r>
+      <w:r>
+        <w:rPr>
+          <w:rFonts w:cs="Arial"/>
+          <w:bCs/>
+          <w:sz w:val="24"/>
+          <w:szCs w:val="24"/>
+          <w:lang w:val="en-CA"/>
+        </w:rPr>
+        <w:br/>
+        <w:t>Cross-sectional analyses will compare stress–repair imbalance across post-stroke time windows within lower- and higher-SIS3 groups. Longitudinal analyses will evaluate whether early stress–repair imbalance is associated with later SIS emotion decline, especially among patients with initially preserved SIS emotion status</w:t>
+      </w:r>
+      <w:r>
+        <w:rPr>
+          <w:rFonts w:cs="Arial"/>
+          <w:bCs/>
+          <w:sz w:val="24"/>
+          <w:szCs w:val="24"/>
+          <w:lang w:val="en-CA"/>
+        </w:rPr>
+        <w:t xml:space="preserve">, to </w:t>
+      </w:r>
+      <w:r>
+        <w:rPr>
+          <w:rFonts w:cs="Arial"/>
+          <w:bCs/>
+          <w:sz w:val="24"/>
+          <w:szCs w:val="24"/>
+          <w:lang w:val="en-CA"/>
+        </w:rPr>
+        <w:t>test whether within-patient changes in stress–repair imbalance precede changes in SIS emotion status.</w:t>
+      </w:r>
+    </w:p>
+    <w:p>
+      <w:pPr>
+        <w:spacing w:after="30" w:line="245" w:lineRule="auto"/>
+        <w:rPr>
+          <w:rFonts w:cs="Arial"/>
+          <w:b/>
+          <w:bCs/>
+          <w:sz w:val="24"/>
+          <w:szCs w:val="24"/>
+          <w:lang w:val="en-CA"/>
+        </w:rPr>
+      </w:pPr>
+      <w:r>
+        <w:rPr>
+          <w:rFonts w:cs="Arial"/>
+          <w:b/>
+          <w:bCs/>
+          <w:sz w:val="24"/>
+          <w:szCs w:val="24"/>
+          <w:lang w:val="en-CA"/>
+        </w:rPr>
+        <w:t>Anticipated outcomes</w:t>
+      </w:r>
+      <w:r>
+        <w:rPr>
+          <w:rFonts w:cs="Arial"/>
+          <w:bCs/>
+          <w:sz w:val="24"/>
+          <w:szCs w:val="24"/>
+          <w:lang w:val="en-CA"/>
+        </w:rPr>
+        <w:br/>
+      </w:r>
+      <w:r>
+        <w:rPr>
+          <w:rFonts w:cs="Arial"/>
+          <w:bCs/>
+          <w:sz w:val="24"/>
+          <w:szCs w:val="24"/>
+        </w:rPr>
+        <w:t>We expect stress–repair imbalance to differ across post-stroke time windows, with the most prominent imbalance occurring in specific time strata. In longitudinal analyses, we expect patients with initially preserved SIS emotion status who later decline to show greater early stress–repair imbalance.</w:t>
+      </w:r>
+    </w:p>
+    <w:p>
+      <w:pPr>
+        <w:spacing w:after="30" w:line="245" w:lineRule="auto"/>
+        <w:rPr>
+          <w:rFonts w:cs="Arial"/>
+          <w:bCs/>
+          <w:sz w:val="24"/>
+          <w:szCs w:val="24"/>
+          <w:lang w:val="en-CA"/>
+        </w:rPr>
+      </w:pPr>
+      <w:r>
+        <w:rPr>
+          <w:rFonts w:cs="Arial"/>
+          <w:b/>
+          <w:bCs/>
+          <w:sz w:val="24"/>
+          <w:szCs w:val="24"/>
+          <w:lang w:val="en-CA"/>
+        </w:rPr>
+        <w:lastRenderedPageBreak/>
+        <w:t>Pitfalls</w:t>
+      </w:r>
+      <w:r>
+        <w:rPr>
+          <w:rFonts w:cs="Arial"/>
+          <w:b/>
+          <w:bCs/>
+          <w:sz w:val="24"/>
+          <w:szCs w:val="24"/>
+          <w:lang w:val="en-CA"/>
+        </w:rPr>
+        <w:t xml:space="preserve"> and alternatives</w:t>
+      </w:r>
+      <w:r>
+        <w:rPr>
+          <w:rFonts w:cs="Arial"/>
+          <w:bCs/>
+          <w:sz w:val="24"/>
+          <w:szCs w:val="24"/>
+          <w:lang w:val="en-CA"/>
+        </w:rPr>
+        <w:t xml:space="preserve"> </w:t>
+      </w:r>
+    </w:p>
+    <w:p>
+      <w:pPr>
+        <w:spacing w:before="60" w:after="20"/>
+        <w:rPr>
+          <w:rFonts w:cs="Arial"/>
+          <w:b/>
+          <w:sz w:val="24"/>
+          <w:szCs w:val="24"/>
+        </w:rPr>
+      </w:pPr>
+      <w:r>
+        <w:rPr>
+          <w:rFonts w:cs="Arial"/>
+          <w:bCs/>
+          <w:sz w:val="24"/>
+          <w:szCs w:val="24"/>
+        </w:rPr>
+        <w:t>If early stress–repair imbalance is not sufficient to identify individual patients who later experience SIS emotion decline, we will shift the interpretation from individual risk prediction toward risk-stratified prevention. Specifically, the profile may still help define biological vulnerability states or time windows when closer follow-up, mood screening, or preventive intervention strategies could be most relevant</w:t>
+      </w:r>
+      <w:r>
+        <w:rPr>
+          <w:rFonts w:cs="Arial"/>
+          <w:bCs/>
+          <w:sz w:val="24"/>
+          <w:szCs w:val="24"/>
+        </w:rPr>
+        <w:t>.</w:t>
+      </w:r>
+    </w:p>
+    <w:p>
+      <w:pPr>
+        <w:spacing w:before="60" w:after="20"/>
+        <w:rPr>
+          <w:rFonts w:cs="Arial"/>
+          <w:b/>
+          <w:sz w:val="24"/>
+          <w:szCs w:val="24"/>
+        </w:rPr>
+      </w:pPr>
+    </w:p>
+    <w:p>
+      <w:pPr>
+        <w:spacing w:before="60" w:after="20"/>
+        <w:rPr>
+          <w:rFonts w:cs="Arial"/>
+          <w:b/>
+          <w:sz w:val="24"/>
+          <w:szCs w:val="24"/>
+        </w:rPr>
+      </w:pPr>
+    </w:p>
+    <w:p>
+      <w:pPr>
+        <w:spacing w:before="60" w:after="20"/>
+        <w:rPr>
+          <w:rFonts w:cs="Arial"/>
+          <w:b/>
+          <w:sz w:val="24"/>
+          <w:szCs w:val="24"/>
+        </w:rPr>
+      </w:pPr>
+    </w:p>
+    <w:p>
+      <w:pPr>
+        <w:spacing w:before="60" w:after="20"/>
+        <w:rPr>
+          <w:rFonts w:cs="Arial"/>
+          <w:b/>
+          <w:sz w:val="24"/>
+          <w:szCs w:val="24"/>
+        </w:rPr>
+      </w:pPr>
+    </w:p>
+    <w:p>
+      <w:pPr>
+        <w:spacing w:before="60" w:after="20"/>
+        <w:rPr>
+          <w:rFonts w:cs="Arial"/>
+          <w:b/>
+          <w:sz w:val="24"/>
+          <w:szCs w:val="24"/>
+        </w:rPr>
+      </w:pPr>
+    </w:p>
+    <w:p>
+      <w:pPr>
+        <w:spacing w:before="60" w:after="20"/>
+        <w:rPr>
+          <w:rFonts w:cs="Arial"/>
+          <w:b/>
+          <w:sz w:val="24"/>
+          <w:szCs w:val="24"/>
+        </w:rPr>
+      </w:pPr>
+    </w:p>
+    <w:p>
+      <w:pPr>
+        <w:spacing w:before="60" w:after="20"/>
+        <w:rPr>
+          <w:rFonts w:cs="Arial"/>
+          <w:b/>
+          <w:sz w:val="24"/>
+          <w:szCs w:val="24"/>
+        </w:rPr>
+      </w:pPr>
+    </w:p>
+    <w:p>
+      <w:pPr>
+        <w:spacing w:before="60" w:after="20"/>
+        <w:rPr>
+          <w:rFonts w:cs="Arial"/>
+          <w:b/>
+          <w:sz w:val="24"/>
+          <w:szCs w:val="24"/>
+        </w:rPr>
+      </w:pPr>
+    </w:p>
+    <w:p>
+      <w:pPr>
+        <w:spacing w:before="60" w:after="20"/>
+        <w:rPr>
+          <w:rFonts w:cs="Arial"/>
+          <w:b/>
+          <w:sz w:val="24"/>
+          <w:szCs w:val="24"/>
+        </w:rPr>
+      </w:pPr>
+    </w:p>
+    <w:p>
+      <w:pPr>
+        <w:spacing w:before="60" w:after="20"/>
+        <w:rPr>
+          <w:rFonts w:cs="Arial"/>
+          <w:b/>
+          <w:sz w:val="24"/>
+          <w:szCs w:val="24"/>
+        </w:rPr>
+      </w:pPr>
+    </w:p>
+    <w:p>
+      <w:pPr>
+        <w:spacing w:before="60" w:after="20"/>
+        <w:rPr>
+          <w:rFonts w:cs="Arial"/>
+          <w:b/>
+          <w:sz w:val="24"/>
+          <w:szCs w:val="24"/>
+        </w:rPr>
+      </w:pPr>
+    </w:p>
+    <w:p>
+      <w:pPr>
+        <w:spacing w:before="60" w:after="20"/>
+        <w:rPr>
+          <w:rFonts w:cs="Arial"/>
+          <w:b/>
+          <w:sz w:val="24"/>
+          <w:szCs w:val="24"/>
+        </w:rPr>
+      </w:pPr>
+    </w:p>
+    <w:p>
+      <w:pPr>
+        <w:spacing w:before="60" w:after="20"/>
+        <w:rPr>
+          <w:rFonts w:cs="Arial"/>
+          <w:b/>
+          <w:sz w:val="24"/>
+          <w:szCs w:val="24"/>
+        </w:rPr>
+      </w:pPr>
+    </w:p>
+    <w:p>
+      <w:pPr>
+        <w:spacing w:before="60" w:after="20"/>
+        <w:rPr>
+          <w:rFonts w:cs="Arial"/>
+          <w:b/>
+          <w:sz w:val="24"/>
+          <w:szCs w:val="24"/>
+        </w:rPr>
+      </w:pPr>
+    </w:p>
+    <w:p>
+      <w:pPr>
+        <w:spacing w:before="60" w:after="20"/>
+        <w:rPr>
+          <w:rFonts w:cs="Arial"/>
+          <w:b/>
+          <w:sz w:val="24"/>
+          <w:szCs w:val="24"/>
+        </w:rPr>
+      </w:pPr>
+    </w:p>
+    <w:p>
+      <w:pPr>
+        <w:spacing w:before="60" w:after="20"/>
+        <w:rPr>
+          <w:rFonts w:cs="Arial"/>
+          <w:b/>
+          <w:sz w:val="24"/>
+          <w:szCs w:val="24"/>
+        </w:rPr>
+      </w:pPr>
+    </w:p>
+    <w:p>
+      <w:pPr>
+        <w:spacing w:before="60" w:after="20"/>
+        <w:rPr>
+          <w:rFonts w:cs="Arial"/>
+          <w:b/>
+          <w:sz w:val="24"/>
+          <w:szCs w:val="24"/>
+        </w:rPr>
       </w:pPr>
     </w:p>
     <w:sectPr>
@@ -679,6 +3445,56 @@
     </w:sectPr>
   </w:body>
 </w:document>
+</file>
+
+<file path=word/endnotes.xml><?xml version="1.0" encoding="utf-8"?>
+<w:endnotes xmlns:wpc="http://schemas.microsoft.com/office/word/2010/wordprocessingCanvas" xmlns:cx="http://schemas.microsoft.com/office/drawing/2014/chartex" xmlns:cx1="http://schemas.microsoft.com/office/drawing/2015/9/8/chartex" xmlns:cx2="http://schemas.microsoft.com/office/drawing/2015/10/21/chartex" xmlns:cx3="http://schemas.microsoft.com/office/drawing/2016/5/9/chartex" xmlns:cx4="http://schemas.microsoft.com/office/drawing/2016/5/10/chartex" xmlns:cx5="http://schemas.microsoft.com/office/drawing/2016/5/11/chartex" xmlns:cx6="http://schemas.microsoft.com/office/drawing/2016/5/12/chartex" xmlns:cx7="http://schemas.microsoft.com/office/drawing/2016/5/13/chartex" xmlns:cx8="http://schemas.microsoft.com/office/drawing/2016/5/14/chartex" xmlns:mc="http://schemas.openxmlformats.org/markup-compatibility/2006" xmlns:aink="http://schemas.microsoft.com/office/drawing/2016/ink" xmlns:am3d="http://schemas.microsoft.com/office/drawing/2017/model3d" xmlns:o="urn:schemas-microsoft-com:office:office" xmlns:oel="http://schemas.microsoft.com/office/2019/extlst" xmlns:r="http://schemas.openxmlformats.org/officeDocument/2006/relationships" xmlns:m="http://schemas.openxmlformats.org/officeDocument/2006/math" xmlns:v="urn:schemas-microsoft-com:vml" xmlns:wp14="http://schemas.microsoft.com/office/word/2010/wordprocessingDrawing" xmlns:wp="http://schemas.openxmlformats.org/drawingml/2006/wordprocessingDrawing" xmlns:w10="urn:schemas-microsoft-com:office:word" xmlns:w="http://schemas.openxmlformats.org/wordprocessingml/2006/main" xmlns:w14="http://schemas.microsoft.com/office/word/2010/wordml" xmlns:w15="http://schemas.microsoft.com/office/word/2012/wordml" xmlns:w16cex="http://schemas.microsoft.com/office/word/2018/wordml/cex" xmlns:w16cid="http://schemas.microsoft.com/office/word/2016/wordml/cid" xmlns:w16="http://schemas.microsoft.com/office/word/2018/wordml" xmlns:w16du="http://schemas.microsoft.com/office/word/2023/wordml/word16du" xmlns:w16sdtdh="http://schemas.microsoft.com/office/word/2020/wordml/sdtdatahash" xmlns:w16sdtfl="http://schemas.microsoft.com/office/word/2024/wordml/sdtformatlock" xmlns:w16se="http://schemas.microsoft.com/office/word/2015/wordml/symex" xmlns:wpg="http://schemas.microsoft.com/office/word/2010/wordprocessingGroup" xmlns:wpi="http://schemas.microsoft.com/office/word/2010/wordprocessingInk" xmlns:wne="http://schemas.microsoft.com/office/word/2006/wordml" xmlns:wps="http://schemas.microsoft.com/office/word/2010/wordprocessingShape" mc:Ignorable="w14 w15 w16se w16cid w16 w16cex w16sdtdh w16sdtfl w16du wp14">
+  <w:endnote w:type="separator" w:id="-1">
+    <w:p>
+      <w:pPr>
+        <w:spacing w:after="0" w:line="240" w:lineRule="auto"/>
+      </w:pPr>
+      <w:r>
+        <w:separator/>
+      </w:r>
+    </w:p>
+  </w:endnote>
+  <w:endnote w:type="continuationSeparator" w:id="0">
+    <w:p>
+      <w:pPr>
+        <w:spacing w:after="0" w:line="240" w:lineRule="auto"/>
+      </w:pPr>
+      <w:r>
+        <w:continuationSeparator/>
+      </w:r>
+    </w:p>
+  </w:endnote>
+</w:endnotes>
+</file>
+
+<file path=word/footnotes.xml><?xml version="1.0" encoding="utf-8"?>
+<w:footnotes xmlns:wpc="http://schemas.microsoft.com/office/word/2010/wordprocessingCanvas" xmlns:cx="http://schemas.microsoft.com/office/drawing/2014/chartex" xmlns:cx1="http://schemas.microsoft.com/office/drawing/2015/9/8/chartex" xmlns:cx2="http://schemas.microsoft.com/office/drawing/2015/10/21/chartex" xmlns:cx3="http://schemas.microsoft.com/office/drawing/2016/5/9/chartex" xmlns:cx4="http://schemas.microsoft.com/office/drawing/2016/5/10/chartex" xmlns:cx5="http://schemas.microsoft.com/office/drawing/2016/5/11/chartex" xmlns:cx6="http://schemas.microsoft.com/office/drawing/2016/5/12/chartex" xmlns:cx7="http://schemas.microsoft.com/office/drawing/2016/5/13/chartex" xmlns:cx8="http://schemas.microsoft.com/office/drawing/2016/5/14/chartex" xmlns:mc="http://schemas.openxmlformats.org/markup-compatibility/2006" xmlns:aink="http://schemas.microsoft.com/office/drawing/2016/ink" xmlns:am3d="http://schemas.microsoft.com/office/drawing/2017/model3d" xmlns:o="urn:schemas-microsoft-com:office:office" xmlns:oel="http://schemas.microsoft.com/office/2019/extlst" xmlns:r="http://schemas.openxmlformats.org/officeDocument/2006/relationships" xmlns:m="http://schemas.openxmlformats.org/officeDocument/2006/math" xmlns:v="urn:schemas-microsoft-com:vml" xmlns:wp14="http://schemas.microsoft.com/office/word/2010/wordprocessingDrawing" xmlns:wp="http://schemas.openxmlformats.org/drawingml/2006/wordprocessingDrawing" xmlns:w10="urn:schemas-microsoft-com:office:word" xmlns:w="http://schemas.openxmlformats.org/wordprocessingml/2006/main" xmlns:w14="http://schemas.microsoft.com/office/word/2010/wordml" xmlns:w15="http://schemas.microsoft.com/office/word/2012/wordml" xmlns:w16cex="http://schemas.microsoft.com/office/word/2018/wordml/cex" xmlns:w16cid="http://schemas.microsoft.com/office/word/2016/wordml/cid" xmlns:w16="http://schemas.microsoft.com/office/word/2018/wordml" xmlns:w16du="http://schemas.microsoft.com/office/word/2023/wordml/word16du" xmlns:w16sdtdh="http://schemas.microsoft.com/office/word/2020/wordml/sdtdatahash" xmlns:w16sdtfl="http://schemas.microsoft.com/office/word/2024/wordml/sdtformatlock" xmlns:w16se="http://schemas.microsoft.com/office/word/2015/wordml/symex" xmlns:wpg="http://schemas.microsoft.com/office/word/2010/wordprocessingGroup" xmlns:wpi="http://schemas.microsoft.com/office/word/2010/wordprocessingInk" xmlns:wne="http://schemas.microsoft.com/office/word/2006/wordml" xmlns:wps="http://schemas.microsoft.com/office/word/2010/wordprocessingShape" mc:Ignorable="w14 w15 w16se w16cid w16 w16cex w16sdtdh w16sdtfl w16du wp14">
+  <w:footnote w:type="separator" w:id="-1">
+    <w:p>
+      <w:pPr>
+        <w:spacing w:after="0" w:line="240" w:lineRule="auto"/>
+      </w:pPr>
+      <w:r>
+        <w:separator/>
+      </w:r>
+    </w:p>
+  </w:footnote>
+  <w:footnote w:type="continuationSeparator" w:id="0">
+    <w:p>
+      <w:pPr>
+        <w:spacing w:after="0" w:line="240" w:lineRule="auto"/>
+      </w:pPr>
+      <w:r>
+        <w:continuationSeparator/>
+      </w:r>
+    </w:p>
+  </w:footnote>
+</w:footnotes>
 </file>
 
 <file path=word/numbering.xml><?xml version="1.0" encoding="utf-8"?>
@@ -1491,7 +4307,6 @@
   <w:style w:type="character" w:default="1" w:styleId="DefaultParagraphFont">
     <w:name w:val="Default Paragraph Font"/>
     <w:uiPriority w:val="1"/>
-    <w:semiHidden/>
     <w:unhideWhenUsed/>
   </w:style>
   <w:style w:type="table" w:default="1" w:styleId="TableNormal">

--- a/StrokeCog_AHA_concept_proposal_draft.docx
+++ b/StrokeCog_AHA_concept_proposal_draft.docx
@@ -382,15 +382,7 @@
           <w:sz w:val="24"/>
           <w:szCs w:val="24"/>
         </w:rPr>
-        <w:t>plasma biomarker profiles with clinical trajectories, and eventually imaging markers, could help clarify</w:t>
-      </w:r>
-      <w:r>
-        <w:rPr>
-          <w:rFonts w:cs="Arial"/>
-          <w:sz w:val="24"/>
-          <w:szCs w:val="24"/>
-        </w:rPr>
-        <w:t xml:space="preserve"> </w:t>
+        <w:t xml:space="preserve">plasma biomarker profiles with clinical trajectories, and eventually imaging markers, could help clarify </w:t>
       </w:r>
       <w:r>
         <w:rPr>
@@ -722,15 +714,7 @@
           <w:sz w:val="24"/>
           <w:szCs w:val="24"/>
         </w:rPr>
-        <w:t xml:space="preserve">validation to determine whether the </w:t>
-      </w:r>
-      <w:r>
-        <w:rPr>
-          <w:rFonts w:cs="Arial"/>
-          <w:sz w:val="24"/>
-          <w:szCs w:val="24"/>
-        </w:rPr>
-        <w:t>cross-sectional time-dependent patterns</w:t>
+        <w:t>validation to determine whether the cross-sectional time-dependent patterns</w:t>
       </w:r>
       <w:r>
         <w:rPr>
@@ -829,16 +813,7 @@
           <w:sz w:val="24"/>
           <w:szCs w:val="24"/>
         </w:rPr>
-        <w:t>It will use cross-sectional data</w:t>
-      </w:r>
-      <w:r>
-        <w:rPr>
-          <w:rFonts w:cs="Arial"/>
-          <w:bCs/>
-          <w:sz w:val="24"/>
-          <w:szCs w:val="24"/>
-        </w:rPr>
-        <w:t xml:space="preserve"> </w:t>
+        <w:t xml:space="preserve">It will use cross-sectional data </w:t>
       </w:r>
       <w:r>
         <w:rPr>
@@ -1004,47 +979,7 @@
           <w:sz w:val="24"/>
           <w:szCs w:val="24"/>
         </w:rPr>
-        <w:t xml:space="preserve"> </w:t>
-      </w:r>
-      <w:r>
-        <w:rPr>
-          <w:rFonts w:cs="Arial"/>
-          <w:sz w:val="24"/>
-          <w:szCs w:val="24"/>
-        </w:rPr>
-        <w:t xml:space="preserve">proteins to biologically organized plasma proteomic profiles. The key innovation is the derived stress–repair imbalance </w:t>
-      </w:r>
-      <w:r>
-        <w:rPr>
-          <w:rFonts w:cs="Arial"/>
-          <w:sz w:val="24"/>
-          <w:szCs w:val="24"/>
-        </w:rPr>
-        <w:t>profile</w:t>
-      </w:r>
-      <w:r>
-        <w:rPr>
-          <w:rFonts w:cs="Arial"/>
-          <w:sz w:val="24"/>
-          <w:szCs w:val="24"/>
-        </w:rPr>
-        <w:t xml:space="preserve">, which captures the relative predominance of stress-response activation versus repair/neurovascular remodeling. This </w:t>
-      </w:r>
-      <w:r>
-        <w:rPr>
-          <w:rFonts w:cs="Arial"/>
-          <w:sz w:val="24"/>
-          <w:szCs w:val="24"/>
-        </w:rPr>
-        <w:t>profile</w:t>
-      </w:r>
-      <w:r>
-        <w:rPr>
-          <w:rFonts w:cs="Arial"/>
-          <w:sz w:val="24"/>
-          <w:szCs w:val="24"/>
-        </w:rPr>
-        <w:t xml:space="preserve"> may provide a more interpretable biological readout of post-stroke mood/emotional vulnerability than individual modules alone.</w:t>
+        <w:t xml:space="preserve"> proteins to biologically organized plasma proteomic profiles. The key innovation is the derived stress–repair imbalance profile, which captures the relative predominance of stress-response activation versus repair/neurovascular remodeling. This profile may provide a more interpretable biological readout of post-stroke mood/emotional vulnerability than individual modules alone.</w:t>
       </w:r>
     </w:p>
     <w:p>
@@ -1155,15 +1090,7 @@
           <w:sz w:val="24"/>
           <w:szCs w:val="24"/>
         </w:rPr>
-        <w:t xml:space="preserve">, </w:t>
-      </w:r>
-      <w:r>
-        <w:rPr>
-          <w:rFonts w:cs="Arial"/>
-          <w:sz w:val="24"/>
-          <w:szCs w:val="24"/>
-        </w:rPr>
-        <w:t>particularly for patients who appear emotionally preserved early after stroke but</w:t>
+        <w:t>, particularly for patients who appear emotionally preserved early after stroke but</w:t>
       </w:r>
       <w:r>
         <w:rPr>
@@ -1195,15 +1122,7 @@
           <w:sz w:val="24"/>
           <w:szCs w:val="24"/>
         </w:rPr>
-        <w:t>experience SIS emotion decline</w:t>
-      </w:r>
-      <w:r>
-        <w:rPr>
-          <w:rFonts w:cs="Arial"/>
-          <w:sz w:val="24"/>
-          <w:szCs w:val="24"/>
-        </w:rPr>
-        <w:t>.</w:t>
+        <w:t>experience SIS emotion decline.</w:t>
       </w:r>
     </w:p>
     <w:p>
@@ -1261,25 +1180,7 @@
           <w:sz w:val="24"/>
           <w:szCs w:val="24"/>
         </w:rPr>
-        <w:t xml:space="preserve">analysis </w:t>
-      </w:r>
-      <w:r>
-        <w:rPr>
-          <w:rFonts w:cs="Arial"/>
-          <w:bCs/>
-          <w:sz w:val="24"/>
-          <w:szCs w:val="24"/>
-        </w:rPr>
-        <w:t>could be</w:t>
-      </w:r>
-      <w:r>
-        <w:rPr>
-          <w:rFonts w:cs="Arial"/>
-          <w:bCs/>
-          <w:sz w:val="24"/>
-          <w:szCs w:val="24"/>
-        </w:rPr>
-        <w:t xml:space="preserve"> limited by sample size, and imbalanced numbers across SIS3 and time-since-stroke subgroups.</w:t>
+        <w:t>analysis could be limited by sample size, and imbalanced numbers across SIS3 and time-since-stroke subgroups.</w:t>
       </w:r>
       <w:r>
         <w:rPr>
@@ -1374,23 +1275,7 @@
           <w:sz w:val="24"/>
           <w:szCs w:val="24"/>
         </w:rPr>
-        <w:t>This project support</w:t>
-      </w:r>
-      <w:r>
-        <w:rPr>
-          <w:rFonts w:cs="Arial"/>
-          <w:sz w:val="24"/>
-          <w:szCs w:val="24"/>
-        </w:rPr>
-        <w:t>s</w:t>
-      </w:r>
-      <w:r>
-        <w:rPr>
-          <w:rFonts w:cs="Arial"/>
-          <w:sz w:val="24"/>
-          <w:szCs w:val="24"/>
-        </w:rPr>
-        <w:t xml:space="preserve"> my transition toward translational neurovascular research focused on long-term stroke outcomes. Training in longitudinal clinical data, biomarker and imaging analysis, epidemiology and exposure to clinical trial design would help me develop toward an independent research career producing evidence that can ultimately inform clinical management.</w:t>
+        <w:t>This project supports my transition toward translational neurovascular research focused on long-term stroke outcomes. Training in longitudinal clinical data, biomarker and imaging analysis, epidemiology and exposure to clinical trial design would help me develop toward an independent research career producing evidence that can ultimately inform clinical management.</w:t>
       </w:r>
     </w:p>
     <w:p>
@@ -2112,16 +1997,7 @@
           <w:sz w:val="24"/>
           <w:szCs w:val="24"/>
         </w:rPr>
-        <w:t>mbalance</w:t>
-      </w:r>
-      <w:r>
-        <w:rPr>
-          <w:rFonts w:cs="Arial"/>
-          <w:bCs/>
-          <w:sz w:val="24"/>
-          <w:szCs w:val="24"/>
-        </w:rPr>
-        <w:t xml:space="preserve"> status</w:t>
+        <w:t>mbalance status</w:t>
       </w:r>
       <w:r>
         <w:rPr>
@@ -2715,6 +2591,46 @@
         </w:rPr>
         <w:t xml:space="preserve"> will be calculated with protein assignment. Stress-response and repair/neurovascular-remodeling module values will be combined to derive a stress–repair imbalance score.</w:t>
       </w:r>
+      <w:r>
+        <w:rPr>
+          <w:rFonts w:cs="Arial"/>
+          <w:bCs/>
+          <w:sz w:val="24"/>
+          <w:szCs w:val="24"/>
+          <w:lang w:val="en-CA"/>
+        </w:rPr>
+        <w:t xml:space="preserve"> </w:t>
+      </w:r>
+      <w:r>
+        <w:rPr>
+          <w:rFonts w:cs="Arial"/>
+          <w:bCs/>
+          <w:sz w:val="24"/>
+          <w:szCs w:val="24"/>
+          <w:lang w:val="en-CA"/>
+        </w:rPr>
+        <w:t>We will compare stress-response, repair/neurovascular-remodeling, and stress–repair imbalance profiles between lower- and higher-SIS3 patients</w:t>
+      </w:r>
+      <w:r>
+        <w:rPr>
+          <w:rFonts w:cs="Arial"/>
+          <w:bCs/>
+          <w:sz w:val="24"/>
+          <w:szCs w:val="24"/>
+          <w:lang w:val="en-CA"/>
+        </w:rPr>
+        <w:t xml:space="preserve"> (SIS3 threshold 63)</w:t>
+      </w:r>
+      <w:r>
+        <w:rPr>
+          <w:rFonts w:cs="Arial"/>
+          <w:bCs/>
+          <w:sz w:val="24"/>
+          <w:szCs w:val="24"/>
+          <w:lang w:val="en-CA"/>
+        </w:rPr>
+        <w:t>.</w:t>
+      </w:r>
     </w:p>
     <w:p>
       <w:pPr>
@@ -2736,7 +2652,7 @@
           <w:szCs w:val="24"/>
           <w:lang w:val="en-CA"/>
         </w:rPr>
-        <w:t>Statistical analysis</w:t>
+        <w:t>Anticipated outcomes</w:t>
       </w:r>
       <w:r>
         <w:rPr>
@@ -2747,47 +2663,7 @@
           <w:lang w:val="en-CA"/>
         </w:rPr>
         <w:br/>
-        <w:t>We will compare stress-response, repair/neurovascular-remodeling, and stress–repair imbalance profiles between lower- and higher-SIS3 patients</w:t>
-      </w:r>
-      <w:r>
-        <w:rPr>
-          <w:rFonts w:cs="Arial"/>
-          <w:bCs/>
-          <w:sz w:val="24"/>
-          <w:szCs w:val="24"/>
-          <w:lang w:val="en-CA"/>
-        </w:rPr>
-        <w:t xml:space="preserve"> (SIS3 threshold 63)</w:t>
-      </w:r>
-      <w:r>
-        <w:rPr>
-          <w:rFonts w:cs="Arial"/>
-          <w:bCs/>
-          <w:sz w:val="24"/>
-          <w:szCs w:val="24"/>
-          <w:lang w:val="en-CA"/>
-        </w:rPr>
-        <w:t xml:space="preserve">. Analyses will focus on </w:t>
-      </w:r>
-      <w:r>
-        <w:rPr>
-          <w:rFonts w:cs="Arial"/>
-          <w:bCs/>
-          <w:sz w:val="24"/>
-          <w:szCs w:val="24"/>
-          <w:lang w:val="en-CA"/>
-        </w:rPr>
-        <w:t>P-value</w:t>
-      </w:r>
-      <w:r>
-        <w:rPr>
-          <w:rFonts w:cs="Arial"/>
-          <w:bCs/>
-          <w:sz w:val="24"/>
-          <w:szCs w:val="24"/>
-          <w:lang w:val="en-CA"/>
-        </w:rPr>
-        <w:t>, 95% confidence intervals.</w:t>
+        <w:t>We expect lower-SIS3 patients to show greater stress–repair imbalance than higher-SIS3 patients, and we expect the derived imbalance profile to provide a clearer biological readout than either stress-response or repair/remodeling profiles alone.</w:t>
       </w:r>
     </w:p>
     <w:p>
@@ -2810,18 +2686,79 @@
           <w:szCs w:val="24"/>
           <w:lang w:val="en-CA"/>
         </w:rPr>
-        <w:t>Anticipated outcomes</w:t>
-      </w:r>
-      <w:r>
-        <w:rPr>
-          <w:rFonts w:cs="Arial"/>
+        <w:t>Pitfalls</w:t>
+      </w:r>
+      <w:r>
+        <w:rPr>
+          <w:rFonts w:cs="Arial"/>
+          <w:b/>
           <w:bCs/>
           <w:sz w:val="24"/>
           <w:szCs w:val="24"/>
           <w:lang w:val="en-CA"/>
         </w:rPr>
+        <w:t xml:space="preserve"> and alternatives</w:t>
+      </w:r>
+      <w:r>
+        <w:rPr>
+          <w:rFonts w:cs="Arial"/>
+          <w:bCs/>
+          <w:sz w:val="24"/>
+          <w:szCs w:val="24"/>
+          <w:lang w:val="en-CA"/>
+        </w:rPr>
         <w:br/>
-        <w:t>We expect lower-SIS3 patients to show greater stress–repair imbalance than higher-SIS3 patients, and we expect the derived imbalance profile to provide a clearer biological readout than either stress-response or repair/remodeling profiles alone.</w:t>
+        <w:t xml:space="preserve">If the imbalance profile is not stronger than the individual component profiles, we </w:t>
+      </w:r>
+      <w:r>
+        <w:rPr>
+          <w:rFonts w:cs="Arial"/>
+          <w:bCs/>
+          <w:sz w:val="24"/>
+          <w:szCs w:val="24"/>
+          <w:lang w:val="en-CA"/>
+        </w:rPr>
+        <w:t>stratify patients with different SIS3 threshold or adjusting combined</w:t>
+      </w:r>
+      <w:r>
+        <w:rPr>
+          <w:rFonts w:cs="Arial"/>
+          <w:bCs/>
+          <w:sz w:val="24"/>
+          <w:szCs w:val="24"/>
+          <w:lang w:val="en-CA"/>
+        </w:rPr>
+        <w:t xml:space="preserve"> biological modules</w:t>
+      </w:r>
+      <w:r>
+        <w:rPr>
+          <w:rFonts w:cs="Arial"/>
+          <w:bCs/>
+          <w:sz w:val="24"/>
+          <w:szCs w:val="24"/>
+          <w:lang w:val="en-CA"/>
+        </w:rPr>
+        <w:t xml:space="preserve"> </w:t>
+      </w:r>
+      <w:r>
+        <w:rPr>
+          <w:rFonts w:cs="Arial"/>
+          <w:bCs/>
+          <w:sz w:val="24"/>
+          <w:szCs w:val="24"/>
+          <w:lang w:val="en-CA"/>
+        </w:rPr>
+        <w:t>better capture SIS emotion status.</w:t>
+      </w:r>
+      <w:r>
+        <w:rPr>
+          <w:rFonts w:cs="Arial"/>
+          <w:bCs/>
+          <w:sz w:val="24"/>
+          <w:szCs w:val="24"/>
+          <w:lang w:val="en-CA"/>
+        </w:rPr>
+        <w:t xml:space="preserve"> </w:t>
       </w:r>
     </w:p>
     <w:p>
@@ -2835,120 +2772,119 @@
           <w:lang w:val="en-CA"/>
         </w:rPr>
       </w:pPr>
-      <w:r>
-        <w:rPr>
-          <w:rFonts w:cs="Arial"/>
-          <w:b/>
-          <w:bCs/>
-          <w:sz w:val="24"/>
-          <w:szCs w:val="24"/>
-          <w:lang w:val="en-CA"/>
-        </w:rPr>
-        <w:t>Pitfalls</w:t>
-      </w:r>
-      <w:r>
-        <w:rPr>
-          <w:rFonts w:cs="Arial"/>
-          <w:b/>
-          <w:bCs/>
-          <w:sz w:val="24"/>
-          <w:szCs w:val="24"/>
-          <w:lang w:val="en-CA"/>
-        </w:rPr>
-        <w:t xml:space="preserve"> and alternatives</w:t>
-      </w:r>
-      <w:r>
-        <w:rPr>
-          <w:rFonts w:cs="Arial"/>
-          <w:bCs/>
-          <w:sz w:val="24"/>
-          <w:szCs w:val="24"/>
-          <w:lang w:val="en-CA"/>
-        </w:rPr>
-        <w:br/>
-        <w:t xml:space="preserve">If the imbalance profile is not stronger than the individual component profiles, we </w:t>
-      </w:r>
-      <w:r>
-        <w:rPr>
-          <w:rFonts w:cs="Arial"/>
-          <w:bCs/>
-          <w:sz w:val="24"/>
-          <w:szCs w:val="24"/>
-          <w:lang w:val="en-CA"/>
-        </w:rPr>
-        <w:t>stratify patients with different SIS3 threshold or adjusting combined</w:t>
-      </w:r>
-      <w:r>
-        <w:rPr>
-          <w:rFonts w:cs="Arial"/>
-          <w:bCs/>
-          <w:sz w:val="24"/>
-          <w:szCs w:val="24"/>
-          <w:lang w:val="en-CA"/>
-        </w:rPr>
-        <w:t xml:space="preserve"> biological modules</w:t>
-      </w:r>
-      <w:r>
-        <w:rPr>
-          <w:rFonts w:cs="Arial"/>
-          <w:bCs/>
-          <w:sz w:val="24"/>
-          <w:szCs w:val="24"/>
-          <w:lang w:val="en-CA"/>
-        </w:rPr>
-        <w:t xml:space="preserve"> </w:t>
-      </w:r>
-      <w:r>
-        <w:rPr>
-          <w:rFonts w:cs="Arial"/>
-          <w:bCs/>
-          <w:sz w:val="24"/>
-          <w:szCs w:val="24"/>
-          <w:lang w:val="en-CA"/>
-        </w:rPr>
-        <w:t>better capture SIS emotion status.</w:t>
-      </w:r>
-      <w:r>
-        <w:rPr>
-          <w:rFonts w:cs="Arial"/>
-          <w:bCs/>
-          <w:sz w:val="24"/>
-          <w:szCs w:val="24"/>
-          <w:lang w:val="en-CA"/>
-        </w:rPr>
-        <w:t xml:space="preserve"> </w:t>
-      </w:r>
     </w:p>
     <w:p>
       <w:pPr>
         <w:spacing w:after="30" w:line="245" w:lineRule="auto"/>
         <w:rPr>
           <w:rFonts w:cs="Arial"/>
-          <w:bCs/>
-          <w:sz w:val="24"/>
-          <w:szCs w:val="24"/>
-          <w:lang w:val="en-CA"/>
-        </w:rPr>
-      </w:pPr>
+          <w:b/>
+          <w:sz w:val="24"/>
+          <w:szCs w:val="24"/>
+        </w:rPr>
+      </w:pPr>
+      <w:r>
+        <w:rPr>
+          <w:rFonts w:cs="Arial"/>
+          <w:b/>
+          <w:sz w:val="24"/>
+          <w:szCs w:val="24"/>
+        </w:rPr>
+        <w:t>Aim 2. Test whether cross-sectional time-dependent stress–repair patterns reflect within-patient SIS emotion trajectories after stroke.</w:t>
+      </w:r>
     </w:p>
     <w:p>
       <w:pPr>
         <w:spacing w:after="30" w:line="245" w:lineRule="auto"/>
         <w:rPr>
           <w:rFonts w:cs="Arial"/>
-          <w:b/>
-          <w:sz w:val="24"/>
-          <w:szCs w:val="24"/>
-        </w:rPr>
-      </w:pPr>
-      <w:r>
-        <w:rPr>
-          <w:rFonts w:cs="Arial"/>
-          <w:b/>
-          <w:sz w:val="24"/>
-          <w:szCs w:val="24"/>
-        </w:rPr>
-        <w:t>Aim 2. Test whether cross-sectional time-dependent stress–repair patterns reflect within-patient SIS emotion trajectories after stroke.</w:t>
+          <w:bCs/>
+          <w:sz w:val="24"/>
+          <w:szCs w:val="24"/>
+          <w:lang w:val="en-CA"/>
+        </w:rPr>
+      </w:pPr>
+      <w:r>
+        <w:rPr>
+          <w:rFonts w:cs="Arial"/>
+          <w:b/>
+          <w:bCs/>
+          <w:sz w:val="24"/>
+          <w:szCs w:val="24"/>
+          <w:lang w:val="en-CA"/>
+        </w:rPr>
+        <w:t>Rationale</w:t>
+      </w:r>
+      <w:r>
+        <w:rPr>
+          <w:rFonts w:cs="Arial"/>
+          <w:bCs/>
+          <w:sz w:val="24"/>
+          <w:szCs w:val="24"/>
+          <w:lang w:val="en-CA"/>
+        </w:rPr>
+        <w:br/>
+        <w:t xml:space="preserve">The </w:t>
+      </w:r>
+      <w:r>
+        <w:rPr>
+          <w:rFonts w:cs="Arial"/>
+          <w:bCs/>
+          <w:sz w:val="24"/>
+          <w:szCs w:val="24"/>
+          <w:lang w:val="en-CA"/>
+        </w:rPr>
+        <w:t>preliminary</w:t>
+      </w:r>
+      <w:r>
+        <w:rPr>
+          <w:rFonts w:cs="Arial"/>
+          <w:bCs/>
+          <w:sz w:val="24"/>
+          <w:szCs w:val="24"/>
+          <w:lang w:val="en-CA"/>
+        </w:rPr>
+        <w:t xml:space="preserve"> analysis </w:t>
+      </w:r>
+      <w:r>
+        <w:rPr>
+          <w:rFonts w:cs="Arial"/>
+          <w:bCs/>
+          <w:sz w:val="24"/>
+          <w:szCs w:val="24"/>
+          <w:lang w:val="en-CA"/>
+        </w:rPr>
+        <w:t>showed</w:t>
+      </w:r>
+      <w:r>
+        <w:rPr>
+          <w:rFonts w:cs="Arial"/>
+          <w:bCs/>
+          <w:sz w:val="24"/>
+          <w:szCs w:val="24"/>
+          <w:lang w:val="en-CA"/>
+        </w:rPr>
+        <w:t xml:space="preserve"> that stress–repair imbalance may vary by time since stroke, especially among lower-SIS3 patients. However, cross-sectional time patterns do not prove within-patient biological progression. Longitudinal follow-up is needed to </w:t>
+      </w:r>
+      <w:r>
+        <w:rPr>
+          <w:rFonts w:cs="Arial"/>
+          <w:bCs/>
+          <w:sz w:val="24"/>
+          <w:szCs w:val="24"/>
+          <w:lang w:val="en-CA"/>
+        </w:rPr>
+        <w:t>validate</w:t>
+      </w:r>
+      <w:r>
+        <w:rPr>
+          <w:rFonts w:cs="Arial"/>
+          <w:bCs/>
+          <w:sz w:val="24"/>
+          <w:szCs w:val="24"/>
+          <w:lang w:val="en-CA"/>
+        </w:rPr>
+        <w:t xml:space="preserve"> whether these patterns correspond to SIS emotion trajectories within the same patients.</w:t>
       </w:r>
     </w:p>
     <w:p>
@@ -2971,7 +2907,7 @@
           <w:szCs w:val="24"/>
           <w:lang w:val="en-CA"/>
         </w:rPr>
-        <w:t>Rationale</w:t>
+        <w:t>Methods</w:t>
       </w:r>
       <w:r>
         <w:rPr>
@@ -2982,67 +2918,7 @@
           <w:lang w:val="en-CA"/>
         </w:rPr>
         <w:br/>
-        <w:t xml:space="preserve">The </w:t>
-      </w:r>
-      <w:r>
-        <w:rPr>
-          <w:rFonts w:cs="Arial"/>
-          <w:bCs/>
-          <w:sz w:val="24"/>
-          <w:szCs w:val="24"/>
-          <w:lang w:val="en-CA"/>
-        </w:rPr>
-        <w:t>preliminary</w:t>
-      </w:r>
-      <w:r>
-        <w:rPr>
-          <w:rFonts w:cs="Arial"/>
-          <w:bCs/>
-          <w:sz w:val="24"/>
-          <w:szCs w:val="24"/>
-          <w:lang w:val="en-CA"/>
-        </w:rPr>
-        <w:t xml:space="preserve"> analysis </w:t>
-      </w:r>
-      <w:r>
-        <w:rPr>
-          <w:rFonts w:cs="Arial"/>
-          <w:bCs/>
-          <w:sz w:val="24"/>
-          <w:szCs w:val="24"/>
-          <w:lang w:val="en-CA"/>
-        </w:rPr>
-        <w:t>showed</w:t>
-      </w:r>
-      <w:r>
-        <w:rPr>
-          <w:rFonts w:cs="Arial"/>
-          <w:bCs/>
-          <w:sz w:val="24"/>
-          <w:szCs w:val="24"/>
-          <w:lang w:val="en-CA"/>
-        </w:rPr>
-        <w:t xml:space="preserve"> that stress–repair imbalance may vary by time since stroke, especially among lower-SIS3 patients. However, cross-sectional time patterns do not prove within-patient biological progression. Longitudinal follow-up is needed to </w:t>
-      </w:r>
-      <w:r>
-        <w:rPr>
-          <w:rFonts w:cs="Arial"/>
-          <w:bCs/>
-          <w:sz w:val="24"/>
-          <w:szCs w:val="24"/>
-          <w:lang w:val="en-CA"/>
-        </w:rPr>
-        <w:t>validate</w:t>
-      </w:r>
-      <w:r>
-        <w:rPr>
-          <w:rFonts w:cs="Arial"/>
-          <w:bCs/>
-          <w:sz w:val="24"/>
-          <w:szCs w:val="24"/>
-          <w:lang w:val="en-CA"/>
-        </w:rPr>
-        <w:t xml:space="preserve"> whether these patterns correspond to SIS emotion trajectories within the same patients.</w:t>
+        <w:t>We will first use cross-sectional time-stratified data to characterize stress–repair imbalance across post-stroke time windows and SIS emotion status. We will then use longitudinal clinical follow-up, and repeated proteomic measurements to test whether these cross-sectional patterns correspond to within-patient changes in SIS emotion status over time.</w:t>
       </w:r>
     </w:p>
     <w:p>
@@ -3050,6 +2926,7 @@
         <w:spacing w:after="30" w:line="245" w:lineRule="auto"/>
         <w:rPr>
           <w:rFonts w:cs="Arial"/>
+          <w:b/>
           <w:bCs/>
           <w:sz w:val="24"/>
           <w:szCs w:val="24"/>
@@ -3065,7 +2942,7 @@
           <w:szCs w:val="24"/>
           <w:lang w:val="en-CA"/>
         </w:rPr>
-        <w:t>Methods</w:t>
+        <w:t>Anticipated outcomes</w:t>
       </w:r>
       <w:r>
         <w:rPr>
@@ -3076,7 +2953,15 @@
           <w:lang w:val="en-CA"/>
         </w:rPr>
         <w:br/>
-        <w:t>We will first use cross-sectional time-stratified data to characterize stress–repair imbalance across post-stroke time windows and SIS emotion status. We will then use longitudinal clinical follow-up, and repeated proteomic measurements to test whether these cross-sectional patterns correspond to within-patient changes in SIS emotion status over time.</w:t>
+      </w:r>
+      <w:r>
+        <w:rPr>
+          <w:rFonts w:cs="Arial"/>
+          <w:bCs/>
+          <w:sz w:val="24"/>
+          <w:szCs w:val="24"/>
+        </w:rPr>
+        <w:t>We expect stress–repair imbalance to differ across post-stroke time windows, with the most prominent imbalance occurring in specific time strata. In longitudinal analyses, we expect patients with initially preserved SIS emotion status who later decline to show greater early stress–repair imbalance.</w:t>
       </w:r>
     </w:p>
     <w:p>
@@ -3099,18 +2984,18 @@
           <w:szCs w:val="24"/>
           <w:lang w:val="en-CA"/>
         </w:rPr>
-        <w:t>Statistical analysis</w:t>
-      </w:r>
-      <w:r>
-        <w:rPr>
-          <w:rFonts w:cs="Arial"/>
+        <w:t>Pitfalls</w:t>
+      </w:r>
+      <w:r>
+        <w:rPr>
+          <w:rFonts w:cs="Arial"/>
+          <w:b/>
           <w:bCs/>
           <w:sz w:val="24"/>
           <w:szCs w:val="24"/>
           <w:lang w:val="en-CA"/>
         </w:rPr>
-        <w:br/>
-        <w:t>Cross-sectional analyses will compare stress–repair imbalance across post-stroke time windows within lower- and higher-SIS3 groups. Longitudinal analyses will evaluate whether early stress–repair imbalance is associated with later SIS emotion decline, especially among patients with initially preserved SIS emotion status</w:t>
+        <w:t xml:space="preserve"> and alternatives</w:t>
       </w:r>
       <w:r>
         <w:rPr>
@@ -3120,41 +3005,27 @@
           <w:szCs w:val="24"/>
           <w:lang w:val="en-CA"/>
         </w:rPr>
-        <w:t xml:space="preserve">, to </w:t>
-      </w:r>
-      <w:r>
-        <w:rPr>
-          <w:rFonts w:cs="Arial"/>
-          <w:bCs/>
-          <w:sz w:val="24"/>
-          <w:szCs w:val="24"/>
-          <w:lang w:val="en-CA"/>
-        </w:rPr>
-        <w:t>test whether within-patient changes in stress–repair imbalance precede changes in SIS emotion status.</w:t>
+        <w:t xml:space="preserve"> </w:t>
       </w:r>
     </w:p>
     <w:p>
       <w:pPr>
-        <w:spacing w:after="30" w:line="245" w:lineRule="auto"/>
-        <w:rPr>
-          <w:rFonts w:cs="Arial"/>
-          <w:b/>
+        <w:spacing w:before="60" w:after="20"/>
+        <w:rPr>
+          <w:rFonts w:cs="Arial"/>
           <w:bCs/>
           <w:sz w:val="24"/>
           <w:szCs w:val="24"/>
-          <w:lang w:val="en-CA"/>
-        </w:rPr>
-      </w:pPr>
-      <w:r>
-        <w:rPr>
-          <w:rFonts w:cs="Arial"/>
-          <w:b/>
+        </w:rPr>
+      </w:pPr>
+      <w:r>
+        <w:rPr>
+          <w:rFonts w:cs="Arial"/>
           <w:bCs/>
           <w:sz w:val="24"/>
           <w:szCs w:val="24"/>
-          <w:lang w:val="en-CA"/>
-        </w:rPr>
-        <w:t>Anticipated outcomes</w:t>
+        </w:rPr>
+        <w:t>If early stress–repair imbalance is not sufficient to identify individual patients who later experience SIS emotion decline, we will shift the interpretation from individual risk prediction toward risk-stratified prevention. Specifically, the profile may still help define biological vulnerability states or time windows when closer follow-up, mood screening, or preventive intervention strategies could be most relevant</w:t>
       </w:r>
       <w:r>
         <w:rPr>
@@ -3162,64 +3033,20 @@
           <w:bCs/>
           <w:sz w:val="24"/>
           <w:szCs w:val="24"/>
-          <w:lang w:val="en-CA"/>
-        </w:rPr>
-        <w:br/>
-      </w:r>
-      <w:r>
-        <w:rPr>
-          <w:rFonts w:cs="Arial"/>
-          <w:bCs/>
-          <w:sz w:val="24"/>
-          <w:szCs w:val="24"/>
-        </w:rPr>
-        <w:t>We expect stress–repair imbalance to differ across post-stroke time windows, with the most prominent imbalance occurring in specific time strata. In longitudinal analyses, we expect patients with initially preserved SIS emotion status who later decline to show greater early stress–repair imbalance.</w:t>
+        </w:rPr>
+        <w:t>.</w:t>
       </w:r>
     </w:p>
     <w:p>
       <w:pPr>
-        <w:spacing w:after="30" w:line="245" w:lineRule="auto"/>
+        <w:spacing w:before="60" w:after="20"/>
         <w:rPr>
           <w:rFonts w:cs="Arial"/>
           <w:bCs/>
           <w:sz w:val="24"/>
           <w:szCs w:val="24"/>
-          <w:lang w:val="en-CA"/>
-        </w:rPr>
-      </w:pPr>
-      <w:r>
-        <w:rPr>
-          <w:rFonts w:cs="Arial"/>
-          <w:b/>
-          <w:bCs/>
-          <w:sz w:val="24"/>
-          <w:szCs w:val="24"/>
-          <w:lang w:val="en-CA"/>
-        </w:rPr>
-        <w:lastRenderedPageBreak/>
-        <w:t>Pitfalls</w:t>
-      </w:r>
-      <w:r>
-        <w:rPr>
-          <w:rFonts w:cs="Arial"/>
-          <w:b/>
-          <w:bCs/>
-          <w:sz w:val="24"/>
-          <w:szCs w:val="24"/>
-          <w:lang w:val="en-CA"/>
-        </w:rPr>
-        <w:t xml:space="preserve"> and alternatives</w:t>
-      </w:r>
-      <w:r>
-        <w:rPr>
-          <w:rFonts w:cs="Arial"/>
-          <w:bCs/>
-          <w:sz w:val="24"/>
-          <w:szCs w:val="24"/>
-          <w:lang w:val="en-CA"/>
-        </w:rPr>
-        <w:t xml:space="preserve"> </w:t>
-      </w:r>
+        </w:rPr>
+      </w:pPr>
     </w:p>
     <w:p>
       <w:pPr>
@@ -3229,25 +3056,273 @@
           <w:b/>
           <w:sz w:val="24"/>
           <w:szCs w:val="24"/>
-        </w:rPr>
-      </w:pPr>
-      <w:r>
+          <w:lang w:val="en-CA"/>
+        </w:rPr>
+      </w:pPr>
+      <w:r>
+        <w:rPr>
+          <w:rFonts w:cs="Arial"/>
+          <w:b/>
+          <w:sz w:val="24"/>
+          <w:szCs w:val="24"/>
+          <w:lang w:val="en-CA"/>
+        </w:rPr>
+        <w:lastRenderedPageBreak/>
+        <w:t>M</w:t>
+      </w:r>
+      <w:r>
+        <w:rPr>
+          <w:rFonts w:cs="Arial"/>
+          <w:b/>
+          <w:sz w:val="24"/>
+          <w:szCs w:val="24"/>
+          <w:lang w:val="en-CA"/>
+        </w:rPr>
+        <w:t>ethod</w:t>
+      </w:r>
+      <w:r>
+        <w:rPr>
+          <w:rFonts w:cs="Arial"/>
+          <w:b/>
+          <w:sz w:val="24"/>
+          <w:szCs w:val="24"/>
+          <w:lang w:val="en-CA"/>
+        </w:rPr>
+        <w:t xml:space="preserve"> details</w:t>
+      </w:r>
+    </w:p>
+    <w:p>
+      <w:pPr>
+        <w:spacing w:before="60" w:after="20"/>
+        <w:rPr>
+          <w:rFonts w:cs="Arial"/>
+          <w:b/>
+          <w:sz w:val="24"/>
+          <w:szCs w:val="24"/>
+          <w:lang w:val="en-CA"/>
+        </w:rPr>
+      </w:pPr>
+      <w:r>
+        <w:rPr>
+          <w:rFonts w:cs="Arial"/>
+          <w:b/>
+          <w:sz w:val="24"/>
+          <w:szCs w:val="24"/>
+          <w:lang w:val="en-CA"/>
+        </w:rPr>
+        <w:t>Proteomic processing and module calculation</w:t>
+      </w:r>
+    </w:p>
+    <w:p>
+      <w:pPr>
+        <w:spacing w:before="60" w:after="20"/>
         <w:rPr>
           <w:rFonts w:cs="Arial"/>
           <w:bCs/>
           <w:sz w:val="24"/>
           <w:szCs w:val="24"/>
-        </w:rPr>
-        <w:t>If early stress–repair imbalance is not sufficient to identify individual patients who later experience SIS emotion decline, we will shift the interpretation from individual risk prediction toward risk-stratified prevention. Specifically, the profile may still help define biological vulnerability states or time windows when closer follow-up, mood screening, or preventive intervention strategies could be most relevant</w:t>
-      </w:r>
+          <w:lang w:val="en-CA"/>
+        </w:rPr>
+      </w:pPr>
       <w:r>
         <w:rPr>
           <w:rFonts w:cs="Arial"/>
           <w:bCs/>
           <w:sz w:val="24"/>
           <w:szCs w:val="24"/>
-        </w:rPr>
-        <w:t>.</w:t>
+          <w:lang w:val="en-CA"/>
+        </w:rPr>
+        <w:t xml:space="preserve">Raw </w:t>
+      </w:r>
+      <w:proofErr w:type="spellStart"/>
+      <w:r>
+        <w:rPr>
+          <w:rFonts w:cs="Arial"/>
+          <w:bCs/>
+          <w:sz w:val="24"/>
+          <w:szCs w:val="24"/>
+          <w:lang w:val="en-CA"/>
+        </w:rPr>
+        <w:t>Olink</w:t>
+      </w:r>
+      <w:proofErr w:type="spellEnd"/>
+      <w:r>
+        <w:rPr>
+          <w:rFonts w:cs="Arial"/>
+          <w:bCs/>
+          <w:sz w:val="24"/>
+          <w:szCs w:val="24"/>
+          <w:lang w:val="en-CA"/>
+        </w:rPr>
+        <w:t xml:space="preserve"> NPX values were filtered to remove low-detection proteins. Retained proteins were z-standardized across patients so that each protein had a cohort mean of 0 and standard deviation of 1. Proteins were mapped to literature-aligned biological modules, allowing multi-module assignment when a protein contributed to more than one biological process. For each patient, each module value was calculated as the average z-scored NPX value of retained proteins assigned to that module.</w:t>
+      </w:r>
+    </w:p>
+    <w:p>
+      <w:pPr>
+        <w:spacing w:before="60" w:after="20"/>
+        <w:rPr>
+          <w:rFonts w:cs="Arial"/>
+          <w:b/>
+          <w:sz w:val="24"/>
+          <w:szCs w:val="24"/>
+          <w:lang w:val="en-CA"/>
+        </w:rPr>
+      </w:pPr>
+    </w:p>
+    <w:p>
+      <w:pPr>
+        <w:spacing w:before="60" w:after="20"/>
+        <w:rPr>
+          <w:rFonts w:cs="Arial"/>
+          <w:b/>
+          <w:sz w:val="24"/>
+          <w:szCs w:val="24"/>
+          <w:lang w:val="en-CA"/>
+        </w:rPr>
+      </w:pPr>
+      <w:r>
+        <w:rPr>
+          <w:rFonts w:cs="Arial"/>
+          <w:b/>
+          <w:sz w:val="24"/>
+          <w:szCs w:val="24"/>
+          <w:lang w:val="en-CA"/>
+        </w:rPr>
+        <w:t>Stress–repair profile construction</w:t>
+      </w:r>
+    </w:p>
+    <w:p>
+      <w:pPr>
+        <w:spacing w:before="60" w:after="20"/>
+        <w:rPr>
+          <w:rFonts w:cs="Arial"/>
+          <w:bCs/>
+          <w:sz w:val="24"/>
+          <w:szCs w:val="24"/>
+          <w:lang w:val="en-CA"/>
+        </w:rPr>
+      </w:pPr>
+      <w:r>
+        <w:rPr>
+          <w:rFonts w:cs="Arial"/>
+          <w:bCs/>
+          <w:sz w:val="24"/>
+          <w:szCs w:val="24"/>
+          <w:lang w:val="en-CA"/>
+        </w:rPr>
+        <w:t>Stress-response activation and repair/neurovascular-remodeling profiles were calculated by averaging patient-level module values across predefined module groups. The stress–repair imbalance profile was calculated as stress-response activation minus repair/neurovascular-remodeling. Higher imbalance values indicate relatively greater stress-response activation compared with repair/neurovascular-remodeling biology.</w:t>
+      </w:r>
+    </w:p>
+    <w:p>
+      <w:pPr>
+        <w:spacing w:before="60" w:after="20"/>
+        <w:rPr>
+          <w:rFonts w:cs="Arial"/>
+          <w:b/>
+          <w:sz w:val="24"/>
+          <w:szCs w:val="24"/>
+          <w:lang w:val="en-CA"/>
+        </w:rPr>
+      </w:pPr>
+    </w:p>
+    <w:p>
+      <w:pPr>
+        <w:spacing w:before="60" w:after="20"/>
+        <w:rPr>
+          <w:rFonts w:cs="Arial"/>
+          <w:b/>
+          <w:sz w:val="24"/>
+          <w:szCs w:val="24"/>
+          <w:lang w:val="en-CA"/>
+        </w:rPr>
+      </w:pPr>
+      <w:r>
+        <w:rPr>
+          <w:rFonts w:cs="Arial"/>
+          <w:b/>
+          <w:sz w:val="24"/>
+          <w:szCs w:val="24"/>
+          <w:lang w:val="en-CA"/>
+        </w:rPr>
+        <w:t>Group comparison and uncertainty</w:t>
+      </w:r>
+    </w:p>
+    <w:p>
+      <w:pPr>
+        <w:spacing w:before="60" w:after="20"/>
+        <w:rPr>
+          <w:rFonts w:cs="Arial"/>
+          <w:bCs/>
+          <w:sz w:val="24"/>
+          <w:szCs w:val="24"/>
+          <w:lang w:val="en-CA"/>
+        </w:rPr>
+      </w:pPr>
+      <w:r>
+        <w:rPr>
+          <w:rFonts w:cs="Arial"/>
+          <w:bCs/>
+          <w:sz w:val="24"/>
+          <w:szCs w:val="24"/>
+          <w:lang w:val="en-CA"/>
+        </w:rPr>
+        <w:t>Lower SIS3 was defined as SIS3 ≤63 and higher SIS3 as SIS3 &gt;63. Group differences were calculated as mean value in lower-SIS3 patients minus mean value in higher-SIS3 patients. P values were obtained using two-sided Mann–Whitney U tests. Bootstrap 95% confidence intervals were calculated by resampling patients within each group, recalculating the mean difference, and taking the 2.5th and 97.5th percentiles of the bootstrap distribution.</w:t>
+      </w:r>
+    </w:p>
+    <w:p>
+      <w:pPr>
+        <w:spacing w:before="60" w:after="20"/>
+        <w:rPr>
+          <w:rFonts w:cs="Arial"/>
+          <w:b/>
+          <w:sz w:val="24"/>
+          <w:szCs w:val="24"/>
+          <w:lang w:val="en-CA"/>
+        </w:rPr>
+      </w:pPr>
+    </w:p>
+    <w:p>
+      <w:pPr>
+        <w:spacing w:before="60" w:after="20"/>
+        <w:rPr>
+          <w:rFonts w:cs="Arial"/>
+          <w:b/>
+          <w:sz w:val="24"/>
+          <w:szCs w:val="24"/>
+          <w:lang w:val="en-CA"/>
+        </w:rPr>
+      </w:pPr>
+      <w:r>
+        <w:rPr>
+          <w:rFonts w:cs="Arial"/>
+          <w:b/>
+          <w:sz w:val="24"/>
+          <w:szCs w:val="24"/>
+          <w:lang w:val="en-CA"/>
+        </w:rPr>
+        <w:t>Time-stratified analysis</w:t>
+      </w:r>
+    </w:p>
+    <w:p>
+      <w:pPr>
+        <w:spacing w:before="60" w:after="20"/>
+        <w:rPr>
+          <w:rFonts w:cs="Arial"/>
+          <w:bCs/>
+          <w:sz w:val="24"/>
+          <w:szCs w:val="24"/>
+          <w:lang w:val="en-CA"/>
+        </w:rPr>
+      </w:pPr>
+      <w:r>
+        <w:rPr>
+          <w:rFonts w:cs="Arial"/>
+          <w:bCs/>
+          <w:sz w:val="24"/>
+          <w:szCs w:val="24"/>
+          <w:lang w:val="en-CA"/>
+        </w:rPr>
+        <w:t>Patients were stratified by time since stroke into 0–1 y, 1–3 y, and &gt;3 y groups. Module and profile values were summarized within each SIS3/time stratum. These analyses were interpreted as cross-sectional time-stratified patterns, not within-patient trajectories. Longitudinal follow-up is required to test whether these patterns reflect within-patient SIS emotion change.</w:t>
       </w:r>
     </w:p>
     <w:p>
